--- a/evaluation/qualtrics/01_HCPs_PRE/separate_HCPs/HCP_5/main.docx
+++ b/evaluation/qualtrics/01_HCPs_PRE/separate_HCPs/HCP_5/main.docx
@@ -68,7 +68,7 @@
               <w:rPr>
                 <w:sz w:val="18"/>
               </w:rPr>
-              <w:t>Evaluatie van de klinische kwaliteit van het PHOENIX multi-agentsysteem (masterproef UGent)</w:t>
+              <w:t>Evaluatie van de klinische kwaliteit van een ontologiegebaseerd multi-agentsysteem voor gepersonaliseerde digitale geestelijke gezondheidszorg (PHOENIX)</w:t>
             </w:r>
           </w:p>
         </w:tc>
@@ -126,7 +126,7 @@
               <w:rPr>
                 <w:sz w:val="18"/>
               </w:rPr>
-              <w:t>Stijn Van Severen</w:t>
+              <w:t>Stijn Van Severen (masterproefstudent)</w:t>
             </w:r>
           </w:p>
         </w:tc>
@@ -155,7 +155,7 @@
               <w:rPr>
                 <w:sz w:val="18"/>
               </w:rPr>
-              <w:t>Prof. Geert Crombez; Dr. Annick De Paepe</w:t>
+              <w:t>Prof. Dr. Geert Crombez; Dr. Annick De Paepe</w:t>
             </w:r>
           </w:p>
         </w:tc>
@@ -221,12 +221,53 @@
     </w:tbl>
     <w:p/>
     <w:p>
+      <w:pPr>
+        <w:shd w:val="clear" w:color="auto" w:fill="DBEAFE"/>
+      </w:pPr>
       <w:r>
         <w:rPr>
-          <w:i/>
-          <w:sz w:val="18"/>
+          <w:sz w:val="20"/>
         </w:rPr>
-        <w:t>Vertrouwelijkheid: uw antwoorden worden voor analyse geanonimiseerd en uitsluitend gebruikt binnen deze masterproefstudie. Deelname is vrijwillig.</w:t>
+        <w:t>DOEL VAN DEZE BUNDEL</w:t>
+        <w:br/>
+        <w:br/>
+        <w:t>U neemt deel aan een evaluatiestudie waarin zorgprofessionals onafhankelijk dezelfde vijf klinische redeneerstappen uitvoeren als het PHOENIX-systeem. Uw antwoorden vormen het menselijke referentiecorpus voor een latere dubbelblinde vergelijking met systeemoutput.</w:t>
+        <w:br/>
+        <w:br/>
+        <w:t>Voor elk van uw twee casussen vult u dezelfde vijf delen in: (1) operationalisering, (2) initieel observatiemodel, (3) prioritering van behandeldoelen, (4) verfijning van EMA-metingen en (5) een mobiele coachingsboodschap.</w:t>
+        <w:br/>
+        <w:br/>
+        <w:t>We vragen uw eigen klinische oordeelsvorming. Antwoord zoals u dat in een reele professionele context zou doen, maar werk strikt volgens de instructies op de volgende pagina.</w:t>
+      </w:r>
+    </w:p>
+    <w:p/>
+    <w:p>
+      <w:pPr>
+        <w:shd w:val="clear" w:color="auto" w:fill="FEF3C7"/>
+      </w:pPr>
+      <w:r>
+        <w:rPr>
+          <w:sz w:val="20"/>
+        </w:rPr>
+        <w:t>VERTROUWELIJKHEID EN GEÏNFORMEERDE TOESTEMMING</w:t>
+        <w:br/>
+        <w:br/>
+        <w:t>Uw antwoorden worden voor analyse geanonimiseerd en uitsluitend gebruikt binnen deze masterproefstudie. Na ontvangst worden ze opgenomen in het expertreferentiecorpus voor de latere blind evaluatie van het PHOENIX-systeem.</w:t>
+        <w:br/>
+        <w:br/>
+        <w:t>Deelname is volledig vrijwillig. U kan zich op elk moment zonder opgave van reden terugtrekken door contact op te nemen met de onderzoeker via stijn.vanseveren@ugent.be. Terugtrekking heeft geen gevolgen.</w:t>
+        <w:br/>
+        <w:br/>
+        <w:t>Door dit ingevulde document te bezorgen aan de onderzoeker, bevestigt u dat:</w:t>
+        <w:br/>
+        <w:t xml:space="preserve">  (1) u de bovenstaande informatie hebt gelezen en begrepen;</w:t>
+        <w:br/>
+        <w:t xml:space="preserve">  (2) u vrijwillig instemt met deelname aan deze studie;</w:t>
+        <w:br/>
+        <w:t xml:space="preserve">  (3) u begrijpt dat uw antwoorden geanonimiseerd worden verwerkt.</w:t>
+        <w:br/>
+        <w:br/>
+        <w:t>Uw inzending geldt als geïnformeerde toestemming.</w:t>
       </w:r>
     </w:p>
     <w:p>
@@ -707,13 +748,13 @@
         <w:br/>
         <w:t>1. Werk sequentieel: Deel 1 -&gt; Deel 5. Ga pas naar een volgend deel wanneer het huidige volledig is afgewerkt voor beide casussen.</w:t>
         <w:br/>
-        <w:t>2. Gebruik geen generatieve AI, schrijfhulpmiddelen, richtlijnen of collegaoverleg. Extern gebruik ondermijnt de methodologische validiteit van de studie.</w:t>
+        <w:t>2. Gebruik geen generatieve AI, schrijfhulpmiddelen, richtlijnen of collegaoverleg. Extern gebruik ondermijnt de methodologische validiteit en de blind scoringswaarde van de studie.</w:t>
         <w:br/>
-        <w:t>3. Gebruik in latere delen uitsluitend de meegeleverde gestandaardiseerde context.</w:t>
+        <w:t>3. Gebruik in latere delen uitsluitend de meegeleverde gestandaardiseerde context. Die is bewust vastgezet zodat alle deelnemers op identieke input reageren.</w:t>
         <w:br/>
         <w:t>4. Herwerk eerdere antwoorden NIET retroactief nadat u latere context hebt gezien.</w:t>
         <w:br/>
-        <w:t>5. Noteer of typ rechtstreeks in de voorziene antwoordzones.</w:t>
+        <w:t>5. Noteer of typ rechtstreeks in de voorziene antwoordzones. Onleesbare of ambigu geformuleerde antwoorden bemoeilijken latere blind beoordeling.</w:t>
       </w:r>
     </w:p>
     <w:p/>
@@ -727,7 +768,18 @@
         </w:rPr>
         <w:t>EMA-PRINCIPES (relevant voor Deel 2 en Deel 4):</w:t>
         <w:br/>
-        <w:t>Ecological Momentary Assessment (EMA) meet dagelijkse schommelingen via een mobiele app. Elke EMA-variabele moet: (1) dagelijks rapporteerbaar zijn via een korte smartphone-vraag; (2) dynamisch en veranderbaar zijn (geen diagnose of trait); (3) meetbaar zijn als ja/nee, aantal, minuten of een 0-10 score; (4) klinisch relevante binnen-persoonsvariatie tonen. In Deel 2 genereert u zelf predictorlabels. In Deel 4 selecteert u de meest geschikte 5 uit 20 reeds uitgewerkte EMA-items.</w:t>
+        <w:t>Ecological Momentary Assessment (EMA) meet dagelijkse schommelingen via een mobiele app. Elke EMA-variabele moet aan vier vereisten voldoen:</w:t>
+        <w:br/>
+        <w:t xml:space="preserve">  (1) Dagelijks rapporteerbaar via een korte smartphone-vraag.</w:t>
+        <w:br/>
+        <w:t xml:space="preserve">  (2) Dynamisch en veranderbaar -- geen vaste diagnose, trait of achtergrondkenmerk.</w:t>
+        <w:br/>
+        <w:t xml:space="preserve">  (3) Meetbaar in een eenvoudig format: ja/nee, aantal, minuten of een 0-10 score.</w:t>
+        <w:br/>
+        <w:t xml:space="preserve">  (4) Klinisch relevant voor opvolging -- toont binnen-persoonsvariatie die therapeutisch informatief is.</w:t>
+        <w:br/>
+        <w:br/>
+        <w:t>In Deel 2 genereert u zelf predictorlabels. In Deel 4 zijn de 20 kandidaat-items reeds uitgewerkt als dagelijkse EMA-items; u selecteert de meest geschikte 5.</w:t>
       </w:r>
     </w:p>
     <w:p>
@@ -2992,91 +3044,151 @@
     </w:p>
     <w:p/>
     <w:p>
+      <w:r>
+        <w:rPr>
+          <w:b/>
+          <w:sz w:val="20"/>
+        </w:rPr>
+        <w:t>Checklist voor terugbezorging -- gelieve alle vakjes af te vinken:</w:t>
+      </w:r>
+    </w:p>
+    <w:p>
       <w:pPr>
-        <w:pStyle w:val="ListBullet"/>
+        <w:spacing w:after="60"/>
+        <w:ind w:left="170"/>
       </w:pPr>
       <w:r>
         <w:rPr>
           <w:sz w:val="20"/>
         </w:rPr>
-        <w:t>□  Deel 1: criteriumlabels ingevuld voor C09 en C10</w:t>
+        <w:t>□   Ik heb in Deel 1 voor beide casussen (C09 en C10) criteriumlabels ingevuld.</w:t>
       </w:r>
     </w:p>
     <w:p>
       <w:pPr>
-        <w:pStyle w:val="ListBullet"/>
+        <w:spacing w:after="60"/>
+        <w:ind w:left="170"/>
       </w:pPr>
       <w:r>
         <w:rPr>
           <w:sz w:val="20"/>
         </w:rPr>
-        <w:t>□  Deel 2: predictorlabels ingevuld voor C09 en C10</w:t>
+        <w:t>□   Ik heb in Deel 2 voor beide casussen predictorlabels ingevuld.</w:t>
       </w:r>
     </w:p>
     <w:p>
       <w:pPr>
-        <w:pStyle w:val="ListBullet"/>
+        <w:spacing w:after="60"/>
+        <w:ind w:left="170"/>
       </w:pPr>
       <w:r>
         <w:rPr>
           <w:sz w:val="20"/>
         </w:rPr>
-        <w:t>□  Deel 3: alle 5 predictors gerangschikt voor beide casussen</w:t>
+        <w:t>□   Ik heb in Deel 3 voor beide casussen alle 5 predictors gerangschikt.</w:t>
       </w:r>
     </w:p>
     <w:p>
       <w:pPr>
-        <w:pStyle w:val="ListBullet"/>
+        <w:spacing w:after="60"/>
+        <w:ind w:left="170"/>
       </w:pPr>
       <w:r>
         <w:rPr>
           <w:sz w:val="20"/>
         </w:rPr>
-        <w:t>□  Deel 4: exact 5 EMA-items geselecteerd voor beide casussen</w:t>
+        <w:t>□   Ik heb in Deel 4 voor beide casussen exact 5 EMA-items geselecteerd.</w:t>
       </w:r>
     </w:p>
     <w:p>
       <w:pPr>
-        <w:pStyle w:val="ListBullet"/>
+        <w:spacing w:after="60"/>
+        <w:ind w:left="170"/>
       </w:pPr>
       <w:r>
         <w:rPr>
           <w:sz w:val="20"/>
         </w:rPr>
-        <w:t>□  Deel 5: mobiele coachingsboodschap geschreven voor beide casussen</w:t>
+        <w:t>□   Ik heb in Deel 5 voor beide casussen een mobiele coachingsboodschap geschreven.</w:t>
       </w:r>
     </w:p>
     <w:p>
       <w:pPr>
-        <w:pStyle w:val="ListBullet"/>
+        <w:spacing w:after="60"/>
+        <w:ind w:left="170"/>
       </w:pPr>
       <w:r>
         <w:rPr>
           <w:sz w:val="20"/>
         </w:rPr>
-        <w:t>□  Antwoorden weerspiegelen mijn eigen klinische oordeel zonder externe hulp</w:t>
+        <w:t>□   Mijn antwoorden weerspiegelen mijn eigen klinische oordeel zonder gebruik van generatieve AI of andere externe hulp.</w:t>
       </w:r>
     </w:p>
     <w:p>
       <w:pPr>
-        <w:pStyle w:val="ListBullet"/>
+        <w:spacing w:after="60"/>
+        <w:ind w:left="170"/>
       </w:pPr>
       <w:r>
         <w:rPr>
           <w:sz w:val="20"/>
         </w:rPr>
-        <w:t>□  Ik begrijp dat mijn antwoorden geanonimiseerd worden voor analyse</w:t>
+        <w:t>□   Ik begrijp dat mijn antwoorden geanonimiseerd worden verwerkt en uitsluitend worden gebruikt binnen deze masterproefstudie.</w:t>
+      </w:r>
+    </w:p>
+    <w:p>
+      <w:pPr>
+        <w:spacing w:after="60"/>
+        <w:ind w:left="170"/>
+      </w:pPr>
+      <w:r>
+        <w:rPr>
+          <w:sz w:val="20"/>
+        </w:rPr>
+        <w:t>□   Ik begrijp dat ik mij op elk moment kan terugtrekken door contact op te nemen met de onderzoeker.</w:t>
       </w:r>
     </w:p>
     <w:p/>
     <w:p>
       <w:r>
         <w:rPr>
+          <w:b/>
           <w:sz w:val="20"/>
         </w:rPr>
-        <w:t>Bezorg het ingevulde document terug via e-mail:</w:t>
+        <w:t>Terugbezorging:</w:t>
+      </w:r>
+    </w:p>
+    <w:p>
+      <w:r>
+        <w:rPr>
+          <w:sz w:val="20"/>
+        </w:rPr>
+        <w:t>Bezorg dit ingevulde document als bijlage via e-mail:</w:t>
         <w:br/>
-        <w:t>stijn.vanseveren@ugent.be  --  onderwerp: PHOENIX-PRE-HCP-PRE-05</w:t>
+        <w:t xml:space="preserve">  Aan:         stijn.vanseveren@ugent.be</w:t>
+        <w:br/>
+        <w:t xml:space="preserve">  Onderwerp:   PHOENIX-PRE-HCP-PRE-05</w:t>
+      </w:r>
+    </w:p>
+    <w:p/>
+    <w:p>
+      <w:pPr>
+        <w:shd w:val="clear" w:color="auto" w:fill="DBEAFE"/>
+      </w:pPr>
+      <w:r>
+        <w:rPr>
+          <w:sz w:val="20"/>
+        </w:rPr>
+        <w:t>VERTROUWELIJKHEID EN VERWERKING</w:t>
+        <w:br/>
+        <w:br/>
+        <w:t>Na ontvangst worden uw antwoorden geanonimiseerd en opgenomen in het expertreferentiecorpus voor de latere blind evaluatie van het PHOENIX-systeem. Uw gegevens worden op geen enkel moment gekoppeld aan uw naam of identiteit in publieke of wetenschappelijke rapportage.</w:t>
+        <w:br/>
+        <w:br/>
+        <w:t>Door dit document in te dienen bevestigt u vrijwillig in te stemmen met deelname aan deze studie. Uw inzending geldt als geïnformeerde toestemming (informed consent).</w:t>
+        <w:br/>
+        <w:br/>
+        <w:t>Hartelijk dank voor uw bijdrage aan dit onderzoek.</w:t>
       </w:r>
     </w:p>
     <w:sectPr>

--- a/evaluation/qualtrics/01_HCPs_PRE/separate_HCPs/HCP_5/main.docx
+++ b/evaluation/qualtrics/01_HCPs_PRE/separate_HCPs/HCP_5/main.docx
@@ -10,10 +10,19 @@
         <w:rPr>
           <w:b/>
           <w:color w:val="1E3A5F"/>
-          <w:sz w:val="36"/>
+          <w:sz w:val="40"/>
         </w:rPr>
         <w:t>PHOENIX evaluatiestudie -- Fase 1</w:t>
+      </w:r>
+      <w:r>
         <w:br/>
+      </w:r>
+      <w:r>
+        <w:rPr>
+          <w:b/>
+          <w:color w:val="1D4ED8"/>
+          <w:sz w:val="28"/>
+        </w:rPr>
         <w:t>Instrument voor Zorgprofessionals</w:t>
       </w:r>
     </w:p>
@@ -21,16 +30,58 @@
     <w:p>
       <w:pPr>
         <w:jc w:val="center"/>
+        <w:shd w:val="clear" w:color="auto" w:fill="DBEAFE"/>
       </w:pPr>
       <w:r>
         <w:rPr>
           <w:b/>
-          <w:color w:val="1D4ED8"/>
-          <w:sz w:val="24"/>
+          <w:sz w:val="20"/>
         </w:rPr>
-        <w:t>Deelnemerscode: HCP-PRE-05</w:t>
+        <w:t>Deelnemerscode:  HCP-PRE-05</w:t>
+      </w:r>
+      <w:r>
         <w:br/>
-        <w:t>Toegewezen casussen: C09 (27-jarige salesvertegenwoordiger)  en  C10 (52-jarige operationeel directeur)</w:t>
+      </w:r>
+      <w:r>
+        <w:rPr>
+          <w:sz w:val="20"/>
+        </w:rPr>
+      </w:r>
+      <w:r>
+        <w:br/>
+      </w:r>
+      <w:r>
+        <w:rPr>
+          <w:sz w:val="20"/>
+        </w:rPr>
+        <w:t>Toegewezen casussen:</w:t>
+      </w:r>
+      <w:r>
+        <w:br/>
+      </w:r>
+      <w:r>
+        <w:rPr>
+          <w:sz w:val="20"/>
+        </w:rPr>
+        <w:t>C09  (27-jarige salesvertegenwoordiger)</w:t>
+      </w:r>
+      <w:r>
+        <w:br/>
+      </w:r>
+      <w:r>
+        <w:rPr>
+          <w:sz w:val="20"/>
+        </w:rPr>
+        <w:t>en</w:t>
+      </w:r>
+      <w:r>
+        <w:br/>
+      </w:r>
+      <w:r>
+        <w:rPr>
+          <w:sz w:val="20"/>
+        </w:rPr>
+        <w:t>C10  (52-jarige operationeel directeur)</w:t>
       </w:r>
     </w:p>
     <w:p/>
@@ -38,6 +89,7 @@
       <w:tblPr>
         <w:tblStyle w:val="TableGrid"/>
         <w:tblW w:type="auto" w:w="0"/>
+        <w:jc w:val="center"/>
         <w:tblLook w:firstColumn="1" w:firstRow="1" w:lastColumn="0" w:lastRow="0" w:noHBand="0" w:noVBand="1" w:val="04A0"/>
       </w:tblPr>
       <w:tblGrid>
@@ -47,7 +99,8 @@
       <w:tr>
         <w:tc>
           <w:tcPr>
-            <w:tcW w:type="dxa" w:w="2551"/>
+            <w:tcW w:type="dxa" w:w="2381"/>
+            <w:shd w:val="clear" w:color="auto" w:fill="DBEAFE"/>
           </w:tcPr>
           <w:p>
             <w:r>
@@ -61,7 +114,8 @@
         </w:tc>
         <w:tc>
           <w:tcPr>
-            <w:tcW w:type="dxa" w:w="4703"/>
+            <w:tcW w:type="dxa" w:w="5953"/>
+            <w:shd w:val="clear" w:color="auto" w:fill="F8FAFC"/>
           </w:tcPr>
           <w:p>
             <w:r>
@@ -76,7 +130,8 @@
       <w:tr>
         <w:tc>
           <w:tcPr>
-            <w:tcW w:type="dxa" w:w="2551"/>
+            <w:tcW w:type="dxa" w:w="2381"/>
+            <w:shd w:val="clear" w:color="auto" w:fill="DBEAFE"/>
           </w:tcPr>
           <w:p>
             <w:r>
@@ -90,7 +145,8 @@
         </w:tc>
         <w:tc>
           <w:tcPr>
-            <w:tcW w:type="dxa" w:w="4703"/>
+            <w:tcW w:type="dxa" w:w="5953"/>
+            <w:shd w:val="clear" w:color="auto" w:fill="F8FAFC"/>
           </w:tcPr>
           <w:p>
             <w:r>
@@ -105,7 +161,8 @@
       <w:tr>
         <w:tc>
           <w:tcPr>
-            <w:tcW w:type="dxa" w:w="2551"/>
+            <w:tcW w:type="dxa" w:w="2381"/>
+            <w:shd w:val="clear" w:color="auto" w:fill="DBEAFE"/>
           </w:tcPr>
           <w:p>
             <w:r>
@@ -119,7 +176,8 @@
         </w:tc>
         <w:tc>
           <w:tcPr>
-            <w:tcW w:type="dxa" w:w="4703"/>
+            <w:tcW w:type="dxa" w:w="5953"/>
+            <w:shd w:val="clear" w:color="auto" w:fill="F8FAFC"/>
           </w:tcPr>
           <w:p>
             <w:r>
@@ -134,7 +192,8 @@
       <w:tr>
         <w:tc>
           <w:tcPr>
-            <w:tcW w:type="dxa" w:w="2551"/>
+            <w:tcW w:type="dxa" w:w="2381"/>
+            <w:shd w:val="clear" w:color="auto" w:fill="DBEAFE"/>
           </w:tcPr>
           <w:p>
             <w:r>
@@ -148,7 +207,8 @@
         </w:tc>
         <w:tc>
           <w:tcPr>
-            <w:tcW w:type="dxa" w:w="4703"/>
+            <w:tcW w:type="dxa" w:w="5953"/>
+            <w:shd w:val="clear" w:color="auto" w:fill="F8FAFC"/>
           </w:tcPr>
           <w:p>
             <w:r>
@@ -163,7 +223,8 @@
       <w:tr>
         <w:tc>
           <w:tcPr>
-            <w:tcW w:type="dxa" w:w="2551"/>
+            <w:tcW w:type="dxa" w:w="2381"/>
+            <w:shd w:val="clear" w:color="auto" w:fill="DBEAFE"/>
           </w:tcPr>
           <w:p>
             <w:r>
@@ -177,7 +238,8 @@
         </w:tc>
         <w:tc>
           <w:tcPr>
-            <w:tcW w:type="dxa" w:w="4703"/>
+            <w:tcW w:type="dxa" w:w="5953"/>
+            <w:shd w:val="clear" w:color="auto" w:fill="F8FAFC"/>
           </w:tcPr>
           <w:p>
             <w:r>
@@ -192,7 +254,8 @@
       <w:tr>
         <w:tc>
           <w:tcPr>
-            <w:tcW w:type="dxa" w:w="2551"/>
+            <w:tcW w:type="dxa" w:w="2381"/>
+            <w:shd w:val="clear" w:color="auto" w:fill="DBEAFE"/>
           </w:tcPr>
           <w:p>
             <w:r>
@@ -206,7 +269,8 @@
         </w:tc>
         <w:tc>
           <w:tcPr>
-            <w:tcW w:type="dxa" w:w="4703"/>
+            <w:tcW w:type="dxa" w:w="5953"/>
+            <w:shd w:val="clear" w:color="auto" w:fill="F8FAFC"/>
           </w:tcPr>
           <w:p>
             <w:r>
@@ -222,51 +286,174 @@
     <w:p/>
     <w:p>
       <w:pPr>
-        <w:shd w:val="clear" w:color="auto" w:fill="DBEAFE"/>
+        <w:jc w:val="left"/>
+        <w:shd w:val="clear" w:color="auto" w:fill="EFF6FF"/>
       </w:pPr>
+      <w:r>
+        <w:rPr>
+          <w:b/>
+          <w:sz w:val="20"/>
+        </w:rPr>
+        <w:t>Doel van deze bundel</w:t>
+      </w:r>
+      <w:r>
+        <w:br/>
+      </w:r>
       <w:r>
         <w:rPr>
           <w:sz w:val="20"/>
         </w:rPr>
-        <w:t>DOEL VAN DEZE BUNDEL</w:t>
+      </w:r>
+      <w:r>
         <w:br/>
+      </w:r>
+      <w:r>
+        <w:rPr>
+          <w:sz w:val="20"/>
+        </w:rPr>
+        <w:t>U neemt deel aan een evaluatiestudie waarin zorgprofessionals onafhankelijk dezelfde vijf klinische redeneerstappen uitvoeren als het PHOENIX-systeem. Uw antwoorden vormen het menselijke referentiecorpus voor een latere dubbelblinde vergelijking met systeemoutput.</w:t>
+      </w:r>
+      <w:r>
         <w:br/>
-        <w:t>U neemt deel aan een evaluatiestudie waarin zorgprofessionals onafhankelijk dezelfde vijf klinische redeneerstappen uitvoeren als het PHOENIX-systeem. Uw antwoorden vormen het menselijke referentiecorpus voor een latere dubbelblinde vergelijking met systeemoutput.</w:t>
+      </w:r>
+      <w:r>
+        <w:rPr>
+          <w:sz w:val="20"/>
+        </w:rPr>
+      </w:r>
+      <w:r>
         <w:br/>
+      </w:r>
+      <w:r>
+        <w:rPr>
+          <w:sz w:val="20"/>
+        </w:rPr>
+        <w:t>Voor elk van uw twee casussen vult u dezelfde vijf delen in: (1) operationalisering, (2) initieel observatiemodel, (3) prioritering van behandeldoelen, (4) verfijning van EMA-metingen en (5) een mobiele coachingsboodschap.</w:t>
+      </w:r>
+      <w:r>
         <w:br/>
-        <w:t>Voor elk van uw twee casussen vult u dezelfde vijf delen in: (1) operationalisering, (2) initieel observatiemodel, (3) prioritering van behandeldoelen, (4) verfijning van EMA-metingen en (5) een mobiele coachingsboodschap.</w:t>
+      </w:r>
+      <w:r>
+        <w:rPr>
+          <w:sz w:val="20"/>
+        </w:rPr>
+      </w:r>
+      <w:r>
         <w:br/>
-        <w:br/>
+      </w:r>
+      <w:r>
+        <w:rPr>
+          <w:sz w:val="20"/>
+        </w:rPr>
         <w:t>We vragen uw eigen klinische oordeelsvorming. Antwoord zoals u dat in een reele professionele context zou doen, maar werk strikt volgens de instructies op de volgende pagina.</w:t>
       </w:r>
     </w:p>
     <w:p/>
     <w:p>
       <w:pPr>
+        <w:jc w:val="left"/>
         <w:shd w:val="clear" w:color="auto" w:fill="FEF3C7"/>
       </w:pPr>
+      <w:r>
+        <w:rPr>
+          <w:b/>
+          <w:sz w:val="20"/>
+        </w:rPr>
+        <w:t>Vertrouwelijkheid en geïnformeerde toestemming</w:t>
+      </w:r>
+      <w:r>
+        <w:br/>
+      </w:r>
       <w:r>
         <w:rPr>
           <w:sz w:val="20"/>
         </w:rPr>
-        <w:t>VERTROUWELIJKHEID EN GEÏNFORMEERDE TOESTEMMING</w:t>
+      </w:r>
+      <w:r>
         <w:br/>
+      </w:r>
+      <w:r>
+        <w:rPr>
+          <w:sz w:val="20"/>
+        </w:rPr>
+        <w:t>Uw antwoorden worden voor analyse geanonimiseerd en uitsluitend gebruikt binnen deze masterproefstudie. Na ontvangst worden ze opgenomen in het expertreferentiecorpus voor de latere blind evaluatie van het PHOENIX-systeem. Uw gegevens worden op geen enkel moment gekoppeld aan uw naam of identiteit in publieke of wetenschappelijke rapportage.</w:t>
+      </w:r>
+      <w:r>
         <w:br/>
-        <w:t>Uw antwoorden worden voor analyse geanonimiseerd en uitsluitend gebruikt binnen deze masterproefstudie. Na ontvangst worden ze opgenomen in het expertreferentiecorpus voor de latere blind evaluatie van het PHOENIX-systeem.</w:t>
+      </w:r>
+      <w:r>
+        <w:rPr>
+          <w:sz w:val="20"/>
+        </w:rPr>
+      </w:r>
+      <w:r>
         <w:br/>
+      </w:r>
+      <w:r>
+        <w:rPr>
+          <w:sz w:val="20"/>
+        </w:rPr>
+        <w:t>Deelname is volledig vrijwillig. U kan zich op elk moment zonder opgave van reden terugtrekken door contact op te nemen met de onderzoeker via stijn.vanseveren@ugent.be. Terugtrekking heeft geen gevolgen.</w:t>
+      </w:r>
+      <w:r>
         <w:br/>
-        <w:t>Deelname is volledig vrijwillig. U kan zich op elk moment zonder opgave van reden terugtrekken door contact op te nemen met de onderzoeker via stijn.vanseveren@ugent.be. Terugtrekking heeft geen gevolgen.</w:t>
+      </w:r>
+      <w:r>
+        <w:rPr>
+          <w:sz w:val="20"/>
+        </w:rPr>
+      </w:r>
+      <w:r>
         <w:br/>
+      </w:r>
+      <w:r>
+        <w:rPr>
+          <w:sz w:val="20"/>
+        </w:rPr>
+        <w:t>Door dit ingevulde document te bezorgen aan de onderzoeker bevestigt u dat:</w:t>
+      </w:r>
+      <w:r>
         <w:br/>
-        <w:t>Door dit ingevulde document te bezorgen aan de onderzoeker, bevestigt u dat:</w:t>
+      </w:r>
+      <w:r>
+        <w:rPr>
+          <w:sz w:val="20"/>
+        </w:rPr>
+        <w:t xml:space="preserve">  (1)  u de bovenstaande informatie hebt gelezen en begrepen;</w:t>
+      </w:r>
+      <w:r>
         <w:br/>
-        <w:t xml:space="preserve">  (1) u de bovenstaande informatie hebt gelezen en begrepen;</w:t>
+      </w:r>
+      <w:r>
+        <w:rPr>
+          <w:sz w:val="20"/>
+        </w:rPr>
+        <w:t xml:space="preserve">  (2)  u vrijwillig instemt met deelname aan deze studie;</w:t>
+      </w:r>
+      <w:r>
         <w:br/>
-        <w:t xml:space="preserve">  (2) u vrijwillig instemt met deelname aan deze studie;</w:t>
+      </w:r>
+      <w:r>
+        <w:rPr>
+          <w:sz w:val="20"/>
+        </w:rPr>
+        <w:t xml:space="preserve">  (3)  u begrijpt dat uw antwoorden geanonimiseerd worden verwerkt.</w:t>
+      </w:r>
+      <w:r>
         <w:br/>
-        <w:t xml:space="preserve">  (3) u begrijpt dat uw antwoorden geanonimiseerd worden verwerkt.</w:t>
+      </w:r>
+      <w:r>
+        <w:rPr>
+          <w:sz w:val="20"/>
+        </w:rPr>
+      </w:r>
+      <w:r>
         <w:br/>
-        <w:br/>
+      </w:r>
+      <w:r>
+        <w:rPr>
+          <w:sz w:val="20"/>
+        </w:rPr>
         <w:t>Uw inzending geldt als geïnformeerde toestemming.</w:t>
       </w:r>
     </w:p>
@@ -738,6 +925,7 @@
     <w:p/>
     <w:p>
       <w:pPr>
+        <w:jc w:val="left"/>
         <w:shd w:val="clear" w:color="auto" w:fill="FFF7ED"/>
       </w:pPr>
       <w:r>
@@ -745,21 +933,57 @@
           <w:sz w:val="20"/>
         </w:rPr>
         <w:t>WERKWIJZE -- STRIKT TE VOLGEN:</w:t>
+      </w:r>
+      <w:r>
         <w:br/>
+      </w:r>
+      <w:r>
+        <w:rPr>
+          <w:sz w:val="20"/>
+        </w:rPr>
         <w:t>1. Werk sequentieel: Deel 1 -&gt; Deel 5. Ga pas naar een volgend deel wanneer het huidige volledig is afgewerkt voor beide casussen.</w:t>
+      </w:r>
+      <w:r>
         <w:br/>
+      </w:r>
+      <w:r>
+        <w:rPr>
+          <w:sz w:val="20"/>
+        </w:rPr>
         <w:t>2. Gebruik geen generatieve AI, schrijfhulpmiddelen, richtlijnen of collegaoverleg. Extern gebruik ondermijnt de methodologische validiteit en de blind scoringswaarde van de studie.</w:t>
+      </w:r>
+      <w:r>
         <w:br/>
+      </w:r>
+      <w:r>
+        <w:rPr>
+          <w:sz w:val="20"/>
+        </w:rPr>
         <w:t>3. Gebruik in latere delen uitsluitend de meegeleverde gestandaardiseerde context. Die is bewust vastgezet zodat alle deelnemers op identieke input reageren.</w:t>
+      </w:r>
+      <w:r>
         <w:br/>
+      </w:r>
+      <w:r>
+        <w:rPr>
+          <w:sz w:val="20"/>
+        </w:rPr>
         <w:t>4. Herwerk eerdere antwoorden NIET retroactief nadat u latere context hebt gezien.</w:t>
+      </w:r>
+      <w:r>
         <w:br/>
+      </w:r>
+      <w:r>
+        <w:rPr>
+          <w:sz w:val="20"/>
+        </w:rPr>
         <w:t>5. Noteer of typ rechtstreeks in de voorziene antwoordzones. Onleesbare of ambigu geformuleerde antwoorden bemoeilijken latere blind beoordeling.</w:t>
       </w:r>
     </w:p>
     <w:p/>
     <w:p>
       <w:pPr>
+        <w:jc w:val="left"/>
         <w:shd w:val="clear" w:color="auto" w:fill="ECFDF5"/>
       </w:pPr>
       <w:r>
@@ -767,18 +991,67 @@
           <w:sz w:val="20"/>
         </w:rPr>
         <w:t>EMA-PRINCIPES (relevant voor Deel 2 en Deel 4):</w:t>
+      </w:r>
+      <w:r>
         <w:br/>
+      </w:r>
+      <w:r>
+        <w:rPr>
+          <w:sz w:val="20"/>
+        </w:rPr>
         <w:t>Ecological Momentary Assessment (EMA) meet dagelijkse schommelingen via een mobiele app. Elke EMA-variabele moet aan vier vereisten voldoen:</w:t>
+      </w:r>
+      <w:r>
         <w:br/>
+      </w:r>
+      <w:r>
+        <w:rPr>
+          <w:sz w:val="20"/>
+        </w:rPr>
         <w:t xml:space="preserve">  (1) Dagelijks rapporteerbaar via een korte smartphone-vraag.</w:t>
+      </w:r>
+      <w:r>
         <w:br/>
+      </w:r>
+      <w:r>
+        <w:rPr>
+          <w:sz w:val="20"/>
+        </w:rPr>
         <w:t xml:space="preserve">  (2) Dynamisch en veranderbaar -- geen vaste diagnose, trait of achtergrondkenmerk.</w:t>
+      </w:r>
+      <w:r>
         <w:br/>
+      </w:r>
+      <w:r>
+        <w:rPr>
+          <w:sz w:val="20"/>
+        </w:rPr>
         <w:t xml:space="preserve">  (3) Meetbaar in een eenvoudig format: ja/nee, aantal, minuten of een 0-10 score.</w:t>
+      </w:r>
+      <w:r>
         <w:br/>
+      </w:r>
+      <w:r>
+        <w:rPr>
+          <w:sz w:val="20"/>
+        </w:rPr>
         <w:t xml:space="preserve">  (4) Klinisch relevant voor opvolging -- toont binnen-persoonsvariatie die therapeutisch informatief is.</w:t>
+      </w:r>
+      <w:r>
         <w:br/>
+      </w:r>
+      <w:r>
+        <w:rPr>
+          <w:sz w:val="20"/>
+        </w:rPr>
+      </w:r>
+      <w:r>
         <w:br/>
+      </w:r>
+      <w:r>
+        <w:rPr>
+          <w:sz w:val="20"/>
+        </w:rPr>
         <w:t>In Deel 2 genereert u zelf predictorlabels. In Deel 4 zijn de 20 kandidaat-items reeds uitgewerkt als dagelijkse EMA-items; u selecteert de meest geschikte 5.</w:t>
       </w:r>
     </w:p>
@@ -798,6 +1071,7 @@
     </w:p>
     <w:p>
       <w:pPr>
+        <w:jc w:val="left"/>
         <w:shd w:val="clear" w:color="auto" w:fill="DBEAFE"/>
       </w:pPr>
       <w:r>
@@ -823,6 +1097,7 @@
     </w:p>
     <w:p>
       <w:pPr>
+        <w:jc w:val="left"/>
         <w:shd w:val="clear" w:color="auto" w:fill="EFF6FF"/>
       </w:pPr>
       <w:r>
@@ -830,8 +1105,22 @@
           <w:sz w:val="20"/>
         </w:rPr>
         <w:t>CASUSVIGNET  |  Duur: 3 jaar</w:t>
+      </w:r>
+      <w:r>
         <w:br/>
+      </w:r>
+      <w:r>
+        <w:rPr>
+          <w:sz w:val="20"/>
+        </w:rPr>
+      </w:r>
+      <w:r>
         <w:br/>
+      </w:r>
+      <w:r>
+        <w:rPr>
+          <w:sz w:val="20"/>
+        </w:rPr>
         <w:t>``Mijn stemming kan op een dag heel snel omslaan en vaak lijkt dat sterker dan wat er feitelijk gebeurt. Ik kan mij in de ochtend nog redelijk voelen en tegen de middag helemaal ontredderd zijn. Wanneer ik mij bekritiseerd of afgewezen voel, zelfs om iets kleins, reageer ik extreem heftig -- boos of heel wanhopig. Ik handel ook impulsief, vooral met geld of in relaties, en heb daar achteraf spijt van. Mijn relaties worden vaak snel intens en lopen daarna mis. Ik zie dat dat patroon zich herhaalt, maar ik weet niet hoe ik het moet doorbreken.''</w:t>
       </w:r>
     </w:p>
@@ -957,6 +1246,7 @@
     </w:p>
     <w:p>
       <w:pPr>
+        <w:jc w:val="left"/>
         <w:shd w:val="clear" w:color="auto" w:fill="EFF6FF"/>
       </w:pPr>
       <w:r>
@@ -964,8 +1254,22 @@
           <w:sz w:val="20"/>
         </w:rPr>
         <w:t>CASUSVIGNET  |  Duur: ongeveer 9 maanden</w:t>
+      </w:r>
+      <w:r>
         <w:br/>
+      </w:r>
+      <w:r>
+        <w:rPr>
+          <w:sz w:val="20"/>
+        </w:rPr>
+      </w:r>
+      <w:r>
         <w:br/>
+      </w:r>
+      <w:r>
+        <w:rPr>
+          <w:sz w:val="20"/>
+        </w:rPr>
         <w:t>``De werkstress is het grootste deel van het afgelopen jaar blijven oplopen. Ik heb voortdurend spanningshoofdpijn en mijn maag is op de meeste dagen ontregeld. 's Nachts lig ik wakker over werkproblemen en beslissingen die nog genomen moeten worden, en als ik eenmaal wakker ben geraakt, val ik vaak niet meer in slaap. Ik drink bijna elke avond twee of drie glazen wijn om tot rust te komen. Ik weet dat dat niet ideaal is, maar het voelt alsof ik anders niet kan afschakelen. Mijn beweging is volledig weggevallen en ik snap thuis sneller dan vroeger.''</w:t>
       </w:r>
     </w:p>
@@ -1091,6 +1395,7 @@
     </w:p>
     <w:p>
       <w:pPr>
+        <w:jc w:val="left"/>
         <w:shd w:val="clear" w:color="auto" w:fill="D1FAE5"/>
       </w:pPr>
       <w:r>
@@ -1116,6 +1421,7 @@
     </w:p>
     <w:p>
       <w:pPr>
+        <w:jc w:val="left"/>
         <w:shd w:val="clear" w:color="auto" w:fill="EFF6FF"/>
       </w:pPr>
       <w:r>
@@ -1123,7 +1429,14 @@
           <w:sz w:val="20"/>
         </w:rPr>
         <w:t>Casus C09: verkorte klachtomschrijving</w:t>
+      </w:r>
+      <w:r>
         <w:br/>
+      </w:r>
+      <w:r>
+        <w:rPr>
+          <w:sz w:val="20"/>
+        </w:rPr>
         <w:t>27-jarige salesvertegenwoordiger; duur: 3 jaar. Snelle stemmingsschommelingen, uitgesproken afwijzingsreactiviteit, impulsief gedrag en relationele instabiliteit.</w:t>
       </w:r>
     </w:p>
@@ -1287,6 +1600,7 @@
     </w:p>
     <w:p>
       <w:pPr>
+        <w:jc w:val="left"/>
         <w:shd w:val="clear" w:color="auto" w:fill="EFF6FF"/>
       </w:pPr>
       <w:r>
@@ -1294,7 +1608,14 @@
           <w:sz w:val="20"/>
         </w:rPr>
         <w:t>Casus C10: verkorte klachtomschrijving</w:t>
+      </w:r>
+      <w:r>
         <w:br/>
+      </w:r>
+      <w:r>
+        <w:rPr>
+          <w:sz w:val="20"/>
+        </w:rPr>
         <w:t>52-jarige operationeel directeur; duur: ongeveer 9 maanden. Chronische werkstress, doorslaapinsomnie, somatische stressklachten en alcoholgebruik als coping.</w:t>
       </w:r>
     </w:p>
@@ -1458,6 +1779,7 @@
     </w:p>
     <w:p>
       <w:pPr>
+        <w:jc w:val="left"/>
         <w:shd w:val="clear" w:color="auto" w:fill="FEF3C7"/>
       </w:pPr>
       <w:r>
@@ -1483,6 +1805,7 @@
     </w:p>
     <w:p>
       <w:pPr>
+        <w:jc w:val="left"/>
         <w:shd w:val="clear" w:color="auto" w:fill="EFF6FF"/>
       </w:pPr>
       <w:r>
@@ -1490,7 +1813,14 @@
           <w:sz w:val="20"/>
         </w:rPr>
         <w:t>Casus C09: 27-jarige salesvertegenwoordiger</w:t>
+      </w:r>
+      <w:r>
         <w:br/>
+      </w:r>
+      <w:r>
+        <w:rPr>
+          <w:sz w:val="20"/>
+        </w:rPr>
         <w:t>Snelle stemmingsschommelingen, uitgesproken afwijzingsreactiviteit, impulsief gedrag en relationele instabiliteit.  Duur: 3 jaar.</w:t>
       </w:r>
     </w:p>
@@ -1666,6 +1996,7 @@
     </w:p>
     <w:p>
       <w:pPr>
+        <w:jc w:val="left"/>
         <w:shd w:val="clear" w:color="auto" w:fill="EFF6FF"/>
       </w:pPr>
       <w:r>
@@ -1673,7 +2004,14 @@
           <w:sz w:val="20"/>
         </w:rPr>
         <w:t>Casus C10: 52-jarige operationeel directeur</w:t>
+      </w:r>
+      <w:r>
         <w:br/>
+      </w:r>
+      <w:r>
+        <w:rPr>
+          <w:sz w:val="20"/>
+        </w:rPr>
         <w:t>Chronische werkstress, doorslaapinsomnie, somatische stressklachten en alcoholgebruik als coping.  Duur: ongeveer 9 maanden.</w:t>
       </w:r>
     </w:p>
@@ -1849,6 +2187,7 @@
     </w:p>
     <w:p>
       <w:pPr>
+        <w:jc w:val="left"/>
         <w:shd w:val="clear" w:color="auto" w:fill="EDE9FE"/>
       </w:pPr>
       <w:r>
@@ -2550,6 +2889,7 @@
     </w:p>
     <w:p>
       <w:pPr>
+        <w:jc w:val="left"/>
         <w:shd w:val="clear" w:color="auto" w:fill="FFF0F0"/>
       </w:pPr>
       <w:r>
@@ -2557,10 +2897,31 @@
           <w:sz w:val="20"/>
         </w:rPr>
         <w:t>Schrijf een korte, patientgerichte coachingsboodschap die rechtstreeks in de mobiele applicatie kan verschijnen. Gebruik het primaire probleem, het behandeldoel, de voornaamste barriere en de aangegeven copingstrategie. De boodschap moet compact, warm en professioneel zijn en een concrete eerste stap bevatten.</w:t>
+      </w:r>
+      <w:r>
         <w:br/>
+      </w:r>
+      <w:r>
+        <w:rPr>
+          <w:sz w:val="20"/>
+        </w:rPr>
+      </w:r>
+      <w:r>
         <w:br/>
+      </w:r>
+      <w:r>
+        <w:rPr>
+          <w:sz w:val="20"/>
+        </w:rPr>
         <w:t>Werkvoorbeeld (niet gerelateerd aan een studiecasus):</w:t>
+      </w:r>
+      <w:r>
         <w:br/>
+      </w:r>
+      <w:r>
+        <w:rPr>
+          <w:sz w:val="20"/>
+        </w:rPr>
         <w:t>"Na een zware shift voelt rust nemen logisch, maar net dat eerste kleine beweegmoment kan je avond helpen ontladen. Trek vanavond meteen na thuiskomst je schoenen aan en wandel 10 minuten buiten -- dat ene blokje. Zo maak je de stap haalbaar."</w:t>
       </w:r>
     </w:p>
@@ -3173,6 +3534,7 @@
     <w:p/>
     <w:p>
       <w:pPr>
+        <w:jc w:val="left"/>
         <w:shd w:val="clear" w:color="auto" w:fill="DBEAFE"/>
       </w:pPr>
       <w:r>
@@ -3180,14 +3542,56 @@
           <w:sz w:val="20"/>
         </w:rPr>
         <w:t>VERTROUWELIJKHEID EN VERWERKING</w:t>
+      </w:r>
+      <w:r>
         <w:br/>
+      </w:r>
+      <w:r>
+        <w:rPr>
+          <w:sz w:val="20"/>
+        </w:rPr>
+      </w:r>
+      <w:r>
         <w:br/>
+      </w:r>
+      <w:r>
+        <w:rPr>
+          <w:sz w:val="20"/>
+        </w:rPr>
         <w:t>Na ontvangst worden uw antwoorden geanonimiseerd en opgenomen in het expertreferentiecorpus voor de latere blind evaluatie van het PHOENIX-systeem. Uw gegevens worden op geen enkel moment gekoppeld aan uw naam of identiteit in publieke of wetenschappelijke rapportage.</w:t>
+      </w:r>
+      <w:r>
         <w:br/>
+      </w:r>
+      <w:r>
+        <w:rPr>
+          <w:sz w:val="20"/>
+        </w:rPr>
+      </w:r>
+      <w:r>
         <w:br/>
+      </w:r>
+      <w:r>
+        <w:rPr>
+          <w:sz w:val="20"/>
+        </w:rPr>
         <w:t>Door dit document in te dienen bevestigt u vrijwillig in te stemmen met deelname aan deze studie. Uw inzending geldt als geïnformeerde toestemming (informed consent).</w:t>
+      </w:r>
+      <w:r>
         <w:br/>
+      </w:r>
+      <w:r>
+        <w:rPr>
+          <w:sz w:val="20"/>
+        </w:rPr>
+      </w:r>
+      <w:r>
         <w:br/>
+      </w:r>
+      <w:r>
+        <w:rPr>
+          <w:sz w:val="20"/>
+        </w:rPr>
         <w:t>Hartelijk dank voor uw bijdrage aan dit onderzoek.</w:t>
       </w:r>
     </w:p>

--- a/evaluation/qualtrics/01_HCPs_PRE/separate_HCPs/HCP_5/main.docx
+++ b/evaluation/qualtrics/01_HCPs_PRE/separate_HCPs/HCP_5/main.docx
@@ -1786,7 +1786,7 @@
         <w:rPr>
           <w:sz w:val="20"/>
         </w:rPr>
-        <w:t>Rangschik de 5 standaardpredictoren van hoogste naar laagste klinische prioriteit als behandeldoel. Gebruik hiervoor de 21-daagse monitoring en het bipartiet netwerk (rood = sterke relatie, blauw = matige relatie). Zie de bijgevoegde PDF voor het kleurrijke netwerkdiagram.</w:t>
+        <w:t>Rangschik de 5 standaardpredictoren van hoogste naar laagste klinische prioriteit als behandeldoel. Gebruik hiervoor de 21-daagse monitoring en het bipartiet netwerk (rood = risicofactor, blauw = beschermend, lijndikte ∝ |gewicht|). Zie de bijgevoegde PDF voor het visuele netwerkdiagram met predictoren links en criteria rechts.</w:t>
       </w:r>
     </w:p>
     <w:p>
@@ -1846,23 +1846,7 @@
           <w:b/>
           <w:sz w:val="20"/>
         </w:rPr>
-        <w:t>Bipartiet netwerk (zie PDF voor visuele weergave):</w:t>
-      </w:r>
-    </w:p>
-    <w:p>
-      <w:r>
-        <w:rPr>
-          <w:b/>
-          <w:color w:val="B91C1C"/>
-          <w:sz w:val="18"/>
-        </w:rPr>
-        <w:t xml:space="preserve">  Sterke relaties (rood):  </w:t>
-      </w:r>
-      <w:r>
-        <w:rPr>
-          <w:sz w:val="18"/>
-        </w:rPr>
-        <w:t>CR-1 (Snelle stemmingsschommelingen) &lt;-&gt; P1 (Emotieregulatievaardigheid),  CR-2 (Afwijzingsreactiviteit) &lt;-&gt; P1 (Emotieregulatievaardigheid),  CR-2 (Afwijzingsreactiviteit) &lt;-&gt; P2 (Afwijzingsherwaardering),  CR-4 (Relationele instabiliteit) &lt;-&gt; P2 (Afwijzingsherwaardering),  CR-3 (Impulsief gedrag) &lt;-&gt; P3 (Impulsuitstel),  CR-4 (Relationele instabiliteit) &lt;-&gt; P4 (Interpersoonlijke communicatie)</w:t>
+        <w:t>Bipartiet netwerk — predictoren (links) → criteria (rechts)  (zie PDF voor visuele weergave):</w:t>
       </w:r>
     </w:p>
     <w:p>
@@ -1872,13 +1856,13 @@
           <w:color w:val="1D4ED8"/>
           <w:sz w:val="18"/>
         </w:rPr>
-        <w:t xml:space="preserve">  Matige relaties (blauw):  </w:t>
+        <w:t xml:space="preserve">  Beschermende factoren (blauw, negatief gewicht):  </w:t>
       </w:r>
       <w:r>
         <w:rPr>
           <w:sz w:val="18"/>
         </w:rPr>
-        <w:t>CR-2 (Afwijzingsreactiviteit) &lt;-&gt; P4 (Interpersoonlijke communicatie),  CR-1 (Snelle stemmingsschommelingen) &lt;-&gt; P5 (Gedifferentieerde stemmingsmonitoring)</w:t>
+        <w:t>P1 (Emotieregulatievaardigheid) → CR-1 (Snelle stemmingsschommelingen) (w=-0.82),  P1 (Emotieregulatievaardigheid) → CR-2 (Afwijzingsreactiviteit) (w=-0.75),  P2 (Afwijzingsherwaardering) → CR-2 (Afwijzingsreactiviteit) (w=-0.80),  P2 (Afwijzingsherwaardering) → CR-4 (Relationele instabiliteit) (w=-0.75),  P3 (Impulsuitstel) → CR-3 (Impulsief gedrag) (w=-0.82),  P4 (Interpersoonlijke communicatie) → CR-4 (Relationele instabiliteit) (w=-0.78),  P4 (Interpersoonlijke communicatie) → CR-2 (Afwijzingsreactiviteit) (w=-0.52),  P5 (Gedifferentieerde stemmingsmonitoring) → CR-1 (Snelle stemmingsschommelingen) (w=-0.55)</w:t>
       </w:r>
     </w:p>
     <w:p/>
@@ -2037,7 +2021,7 @@
           <w:b/>
           <w:sz w:val="20"/>
         </w:rPr>
-        <w:t>Bipartiet netwerk (zie PDF voor visuele weergave):</w:t>
+        <w:t>Bipartiet netwerk — predictoren (links) → criteria (rechts)  (zie PDF voor visuele weergave):</w:t>
       </w:r>
     </w:p>
     <w:p>
@@ -2047,13 +2031,13 @@
           <w:color w:val="B91C1C"/>
           <w:sz w:val="18"/>
         </w:rPr>
-        <w:t xml:space="preserve">  Sterke relaties (rood):  </w:t>
+        <w:t xml:space="preserve">  Risicofactoren (rood, positief gewicht):  </w:t>
       </w:r>
       <w:r>
         <w:rPr>
           <w:sz w:val="18"/>
         </w:rPr>
-        <w:t>CR-2 (Doorslaapinsomnie) &lt;-&gt; P1 (Werkontkoppeling voor slaap),  CR-1 (Chronische werkstress) &lt;-&gt; P1 (Werkontkoppeling voor slaap),  CR-4 (Alcohol als copingstrategie) &lt;-&gt; P2 (Avondlijk alcoholgebruik),  CR-2 (Doorslaapinsomnie) &lt;-&gt; P2 (Avondlijk alcoholgebruik),  CR-3 (Somatische stressklachten) &lt;-&gt; P3 (Stressregulatie overdag),  CR-2 (Doorslaapinsomnie) &lt;-&gt; P5 (Nachtelijke cognitieve arousal)</w:t>
+        <w:t>P2 (Avondlijk alcoholgebruik) → CR-4 (Alcohol als copingstrategie) (w=+0.85),  P2 (Avondlijk alcoholgebruik) → CR-2 (Doorslaapinsomnie) (w=+0.78),  P5 (Nachtelijke cognitieve arousal) → CR-2 (Doorslaapinsomnie) (w=+0.82)</w:t>
       </w:r>
     </w:p>
     <w:p>
@@ -2063,13 +2047,13 @@
           <w:color w:val="1D4ED8"/>
           <w:sz w:val="18"/>
         </w:rPr>
-        <w:t xml:space="preserve">  Matige relaties (blauw):  </w:t>
+        <w:t xml:space="preserve">  Beschermende factoren (blauw, negatief gewicht):  </w:t>
       </w:r>
       <w:r>
         <w:rPr>
           <w:sz w:val="18"/>
         </w:rPr>
-        <w:t>CR-1 (Chronische werkstress) &lt;-&gt; P3 (Stressregulatie overdag),  CR-1 (Chronische werkstress) &lt;-&gt; P4 (Aerobe beweging),  CR-3 (Somatische stressklachten) &lt;-&gt; P4 (Aerobe beweging)</w:t>
+        <w:t>P1 (Werkontkoppeling voor slaap) → CR-2 (Doorslaapinsomnie) (w=-0.80),  P1 (Werkontkoppeling voor slaap) → CR-1 (Chronische werkstress) (w=-0.72),  P3 (Stressregulatie overdag) → CR-1 (Chronische werkstress) (w=-0.58),  P3 (Stressregulatie overdag) → CR-3 (Somatische stressklachten) (w=-0.72),  P4 (Aerobe beweging) → CR-1 (Chronische werkstress) (w=-0.52),  P4 (Aerobe beweging) → CR-3 (Somatische stressklachten) (w=-0.55)</w:t>
       </w:r>
     </w:p>
     <w:p/>

--- a/evaluation/qualtrics/01_HCPs_PRE/separate_HCPs/HCP_5/main.docx
+++ b/evaluation/qualtrics/01_HCPs_PRE/separate_HCPs/HCP_5/main.docx
@@ -63,7 +63,7 @@
         <w:rPr>
           <w:sz w:val="20"/>
         </w:rPr>
-        <w:t>C09  (27-jarige salesvertegenwoordiger)</w:t>
+        <w:t>Casus 1  (27-jarige salesvertegenwoordiger)</w:t>
       </w:r>
       <w:r>
         <w:br/>
@@ -81,7 +81,7 @@
         <w:rPr>
           <w:sz w:val="20"/>
         </w:rPr>
-        <w:t>C10  (52-jarige operationeel directeur)</w:t>
+        <w:t>Casus 2  (52-jarige operationeel directeur)</w:t>
       </w:r>
     </w:p>
     <w:p/>
@@ -1092,7 +1092,7 @@
         <w:jc w:val="left"/>
       </w:pPr>
       <w:r>
-        <w:t>Casus C09: 27-jarige salesvertegenwoordiger</w:t>
+        <w:t>Casus 1: 27-jarige salesvertegenwoordiger</w:t>
       </w:r>
     </w:p>
     <w:p>
@@ -1241,7 +1241,7 @@
         <w:jc w:val="left"/>
       </w:pPr>
       <w:r>
-        <w:t>Casus C10: 52-jarige operationeel directeur</w:t>
+        <w:t>Casus 2: 52-jarige operationeel directeur</w:t>
       </w:r>
     </w:p>
     <w:p>
@@ -1416,7 +1416,7 @@
         <w:jc w:val="left"/>
       </w:pPr>
       <w:r>
-        <w:t>Casus C09: Deel 2</w:t>
+        <w:t>Casus 1: Deel 2</w:t>
       </w:r>
     </w:p>
     <w:p>
@@ -1428,7 +1428,7 @@
         <w:rPr>
           <w:sz w:val="20"/>
         </w:rPr>
-        <w:t>Casus C09: verkorte klachtomschrijving</w:t>
+        <w:t>Casus 1: verkorte klachtomschrijving</w:t>
       </w:r>
       <w:r>
         <w:br/>
@@ -1595,7 +1595,7 @@
         <w:jc w:val="left"/>
       </w:pPr>
       <w:r>
-        <w:t>Casus C10: Deel 2</w:t>
+        <w:t>Casus 2: Deel 2</w:t>
       </w:r>
     </w:p>
     <w:p>
@@ -1607,7 +1607,7 @@
         <w:rPr>
           <w:sz w:val="20"/>
         </w:rPr>
-        <w:t>Casus C10: verkorte klachtomschrijving</w:t>
+        <w:t>Casus 2: verkorte klachtomschrijving</w:t>
       </w:r>
       <w:r>
         <w:br/>
@@ -1800,7 +1800,7 @@
         <w:jc w:val="left"/>
       </w:pPr>
       <w:r>
-        <w:t>Casus C09: Deel 3</w:t>
+        <w:t>Casus 1: Deel 3</w:t>
       </w:r>
     </w:p>
     <w:p>
@@ -1812,7 +1812,7 @@
         <w:rPr>
           <w:sz w:val="20"/>
         </w:rPr>
-        <w:t>Casus C09: 27-jarige salesvertegenwoordiger</w:t>
+        <w:t>Casus 1: 27-jarige salesvertegenwoordiger</w:t>
       </w:r>
       <w:r>
         <w:br/>
@@ -1975,7 +1975,7 @@
         <w:jc w:val="left"/>
       </w:pPr>
       <w:r>
-        <w:t>Casus C10: Deel 3</w:t>
+        <w:t>Casus 2: Deel 3</w:t>
       </w:r>
     </w:p>
     <w:p>
@@ -1987,7 +1987,7 @@
         <w:rPr>
           <w:sz w:val="20"/>
         </w:rPr>
-        <w:t>Casus C10: 52-jarige operationeel directeur</w:t>
+        <w:t>Casus 2: 52-jarige operationeel directeur</w:t>
       </w:r>
       <w:r>
         <w:br/>
@@ -2192,7 +2192,7 @@
         <w:jc w:val="left"/>
       </w:pPr>
       <w:r>
-        <w:t>Casus C09: Deel 4</w:t>
+        <w:t>Casus 1: Deel 4</w:t>
       </w:r>
     </w:p>
     <w:p>
@@ -2530,7 +2530,7 @@
         <w:jc w:val="left"/>
       </w:pPr>
       <w:r>
-        <w:t>Casus C10: Deel 4</w:t>
+        <w:t>Casus 2: Deel 4</w:t>
       </w:r>
     </w:p>
     <w:p>
@@ -2920,7 +2920,7 @@
         <w:jc w:val="left"/>
       </w:pPr>
       <w:r>
-        <w:t>Casus C09: Deel 5</w:t>
+        <w:t>Casus 1: Deel 5</w:t>
       </w:r>
     </w:p>
     <w:tbl>
@@ -3148,7 +3148,7 @@
         <w:jc w:val="left"/>
       </w:pPr>
       <w:r>
-        <w:t>Casus C10: Deel 5</w:t>
+        <w:t>Casus 2: Deel 5</w:t>
       </w:r>
     </w:p>
     <w:tbl>
@@ -3384,7 +3384,7 @@
         <w:rPr>
           <w:sz w:val="20"/>
         </w:rPr>
-        <w:t>Dank u voor het invullen van alle vijf delen voor uw twee toegewezen casussen (C09 en C10).</w:t>
+        <w:t>Dank u voor het invullen van alle vijf delen voor uw twee toegewezen casussen (Casus 1 en Casus 2).</w:t>
       </w:r>
     </w:p>
     <w:p/>
@@ -3406,7 +3406,7 @@
         <w:rPr>
           <w:sz w:val="20"/>
         </w:rPr>
-        <w:t>□   Ik heb in Deel 1 voor beide casussen (C09 en C10) criteriumlabels ingevuld.</w:t>
+        <w:t>□   Ik heb in Deel 1 voor beide casussen (Casus 1 en Casus 2) criteriumlabels ingevuld.</w:t>
       </w:r>
     </w:p>
     <w:p>

--- a/evaluation/qualtrics/01_HCPs_PRE/separate_HCPs/HCP_5/main.docx
+++ b/evaluation/qualtrics/01_HCPs_PRE/separate_HCPs/HCP_5/main.docx
@@ -1092,7 +1092,7 @@
         <w:jc w:val="left"/>
       </w:pPr>
       <w:r>
-        <w:t>Casus 1: 27-jarige salesvertegenwoordiger</w:t>
+        <w:t>Casus 1: 27-jarige salesvertegenwoordiger</w:t>
       </w:r>
     </w:p>
     <w:p>
@@ -1241,7 +1241,7 @@
         <w:jc w:val="left"/>
       </w:pPr>
       <w:r>
-        <w:t>Casus 2: 52-jarige operationeel directeur</w:t>
+        <w:t>Casus 2: 52-jarige operationeel directeur</w:t>
       </w:r>
     </w:p>
     <w:p>
@@ -1416,7 +1416,7 @@
         <w:jc w:val="left"/>
       </w:pPr>
       <w:r>
-        <w:t>Casus 1: Deel 2</w:t>
+        <w:t>Casus 1: 27-jarige salesvertegenwoordiger -- Deel 2</w:t>
       </w:r>
     </w:p>
     <w:p>
@@ -1428,7 +1428,7 @@
         <w:rPr>
           <w:sz w:val="20"/>
         </w:rPr>
-        <w:t>Casus 1: verkorte klachtomschrijving</w:t>
+        <w:t>Casus 1: verkorte klachtomschrijving</w:t>
       </w:r>
       <w:r>
         <w:br/>
@@ -1595,7 +1595,7 @@
         <w:jc w:val="left"/>
       </w:pPr>
       <w:r>
-        <w:t>Casus 2: Deel 2</w:t>
+        <w:t>Casus 2: 52-jarige operationeel directeur -- Deel 2</w:t>
       </w:r>
     </w:p>
     <w:p>
@@ -1607,7 +1607,7 @@
         <w:rPr>
           <w:sz w:val="20"/>
         </w:rPr>
-        <w:t>Casus 2: verkorte klachtomschrijving</w:t>
+        <w:t>Casus 2: verkorte klachtomschrijving</w:t>
       </w:r>
       <w:r>
         <w:br/>
@@ -1800,7 +1800,7 @@
         <w:jc w:val="left"/>
       </w:pPr>
       <w:r>
-        <w:t>Casus 1: Deel 3</w:t>
+        <w:t>Casus 1: 27-jarige salesvertegenwoordiger -- Deel 3</w:t>
       </w:r>
     </w:p>
     <w:p>
@@ -1812,7 +1812,7 @@
         <w:rPr>
           <w:sz w:val="20"/>
         </w:rPr>
-        <w:t>Casus 1: 27-jarige salesvertegenwoordiger</w:t>
+        <w:t>Casus 1: 27-jarige salesvertegenwoordiger</w:t>
       </w:r>
       <w:r>
         <w:br/>
@@ -1975,7 +1975,7 @@
         <w:jc w:val="left"/>
       </w:pPr>
       <w:r>
-        <w:t>Casus 2: Deel 3</w:t>
+        <w:t>Casus 2: 52-jarige operationeel directeur -- Deel 3</w:t>
       </w:r>
     </w:p>
     <w:p>
@@ -1987,7 +1987,7 @@
         <w:rPr>
           <w:sz w:val="20"/>
         </w:rPr>
-        <w:t>Casus 2: 52-jarige operationeel directeur</w:t>
+        <w:t>Casus 2: 52-jarige operationeel directeur</w:t>
       </w:r>
       <w:r>
         <w:br/>
@@ -2192,7 +2192,7 @@
         <w:jc w:val="left"/>
       </w:pPr>
       <w:r>
-        <w:t>Casus 1: Deel 4</w:t>
+        <w:t>Casus 1: 27-jarige salesvertegenwoordiger -- Deel 4</w:t>
       </w:r>
     </w:p>
     <w:p>
@@ -2530,7 +2530,7 @@
         <w:jc w:val="left"/>
       </w:pPr>
       <w:r>
-        <w:t>Casus 2: Deel 4</w:t>
+        <w:t>Casus 2: 52-jarige operationeel directeur -- Deel 4</w:t>
       </w:r>
     </w:p>
     <w:p>
@@ -2920,7 +2920,7 @@
         <w:jc w:val="left"/>
       </w:pPr>
       <w:r>
-        <w:t>Casus 1: Deel 5</w:t>
+        <w:t>Casus 1: 27-jarige salesvertegenwoordiger -- Deel 5</w:t>
       </w:r>
     </w:p>
     <w:tbl>
@@ -3148,7 +3148,7 @@
         <w:jc w:val="left"/>
       </w:pPr>
       <w:r>
-        <w:t>Casus 2: Deel 5</w:t>
+        <w:t>Casus 2: 52-jarige operationeel directeur -- Deel 5</w:t>
       </w:r>
     </w:p>
     <w:tbl>

--- a/evaluation/qualtrics/01_HCPs_PRE/separate_HCPs/HCP_5/main.docx
+++ b/evaluation/qualtrics/01_HCPs_PRE/separate_HCPs/HCP_5/main.docx
@@ -1786,7 +1786,7 @@
         <w:rPr>
           <w:sz w:val="20"/>
         </w:rPr>
-        <w:t>Rangschik de 5 standaardpredictoren van hoogste naar laagste klinische prioriteit als behandeldoel. Gebruik hiervoor de 21-daagse monitoring en het bipartiet netwerk (rood = risicofactor, blauw = beschermend, lijndikte ∝ |gewicht|). Zie de bijgevoegde PDF voor het visuele netwerkdiagram met predictoren links en criteria rechts.</w:t>
+        <w:t>Rangschik de 5 standaardpredictoren van hoogste naar laagste klinische prioriteit als behandeldoel. Gebruik hiervoor de 21-daagse monitoring en het bipartiet netwerk (rood = risicofactor, blauw = beschermend, lijndikte ∝ |gewicht|, genormaliseerd binnen elk netwerk).</w:t>
       </w:r>
     </w:p>
     <w:p>
@@ -1846,23 +1846,46 @@
           <w:b/>
           <w:sz w:val="20"/>
         </w:rPr>
-        <w:t>Bipartiet netwerk — predictoren (links) → criteria (rechts)  (zie PDF voor visuele weergave):</w:t>
+        <w:t>Bipartiet netwerk — predictoren (links) → criteria (rechts):</w:t>
       </w:r>
     </w:p>
     <w:p>
-      <w:r>
-        <w:rPr>
-          <w:b/>
-          <w:color w:val="1D4ED8"/>
-          <w:sz w:val="18"/>
-        </w:rPr>
-        <w:t xml:space="preserve">  Beschermende factoren (blauw, negatief gewicht):  </w:t>
-      </w:r>
-      <w:r>
-        <w:rPr>
-          <w:sz w:val="18"/>
-        </w:rPr>
-        <w:t>P1 (Emotieregulatievaardigheid) → CR-1 (Snelle stemmingsschommelingen) (w=-0.82),  P1 (Emotieregulatievaardigheid) → CR-2 (Afwijzingsreactiviteit) (w=-0.75),  P2 (Afwijzingsherwaardering) → CR-2 (Afwijzingsreactiviteit) (w=-0.80),  P2 (Afwijzingsherwaardering) → CR-4 (Relationele instabiliteit) (w=-0.75),  P3 (Impulsuitstel) → CR-3 (Impulsief gedrag) (w=-0.82),  P4 (Interpersoonlijke communicatie) → CR-4 (Relationele instabiliteit) (w=-0.78),  P4 (Interpersoonlijke communicatie) → CR-2 (Afwijzingsreactiviteit) (w=-0.52),  P5 (Gedifferentieerde stemmingsmonitoring) → CR-1 (Snelle stemmingsschommelingen) (w=-0.55)</w:t>
+      <w:pPr>
+        <w:jc w:val="center"/>
+      </w:pPr>
+      <w:r>
+        <w:drawing>
+          <wp:inline xmlns:a="http://schemas.openxmlformats.org/drawingml/2006/main" xmlns:pic="http://schemas.openxmlformats.org/drawingml/2006/picture">
+            <wp:extent cx="5303520" cy="3736984"/>
+            <wp:docPr id="1" name="Picture 1"/>
+            <wp:cNvGraphicFramePr>
+              <a:graphicFrameLocks noChangeAspect="1"/>
+            </wp:cNvGraphicFramePr>
+            <a:graphic>
+              <a:graphicData uri="http://schemas.openxmlformats.org/drawingml/2006/picture">
+                <pic:pic>
+                  <pic:nvPicPr>
+                    <pic:cNvPr id="0" name="image.png"/>
+                    <pic:cNvPicPr/>
+                  </pic:nvPicPr>
+                  <pic:blipFill>
+                    <a:blip r:embed="rId9"/>
+                    <a:stretch>
+                      <a:fillRect/>
+                    </a:stretch>
+                  </pic:blipFill>
+                  <pic:spPr>
+                    <a:xfrm>
+                      <a:off x="0" y="0"/>
+                      <a:ext cx="5303520" cy="3736984"/>
+                    </a:xfrm>
+                    <a:prstGeom prst="rect"/>
+                  </pic:spPr>
+                </pic:pic>
+              </a:graphicData>
+            </a:graphic>
+          </wp:inline>
+        </w:drawing>
       </w:r>
     </w:p>
     <w:p/>
@@ -2021,39 +2044,46 @@
           <w:b/>
           <w:sz w:val="20"/>
         </w:rPr>
-        <w:t>Bipartiet netwerk — predictoren (links) → criteria (rechts)  (zie PDF voor visuele weergave):</w:t>
+        <w:t>Bipartiet netwerk — predictoren (links) → criteria (rechts):</w:t>
       </w:r>
     </w:p>
     <w:p>
-      <w:r>
-        <w:rPr>
-          <w:b/>
-          <w:color w:val="B91C1C"/>
-          <w:sz w:val="18"/>
-        </w:rPr>
-        <w:t xml:space="preserve">  Risicofactoren (rood, positief gewicht):  </w:t>
-      </w:r>
-      <w:r>
-        <w:rPr>
-          <w:sz w:val="18"/>
-        </w:rPr>
-        <w:t>P2 (Avondlijk alcoholgebruik) → CR-4 (Alcohol als copingstrategie) (w=+0.85),  P2 (Avondlijk alcoholgebruik) → CR-2 (Doorslaapinsomnie) (w=+0.78),  P5 (Nachtelijke cognitieve arousal) → CR-2 (Doorslaapinsomnie) (w=+0.82)</w:t>
-      </w:r>
-    </w:p>
-    <w:p>
-      <w:r>
-        <w:rPr>
-          <w:b/>
-          <w:color w:val="1D4ED8"/>
-          <w:sz w:val="18"/>
-        </w:rPr>
-        <w:t xml:space="preserve">  Beschermende factoren (blauw, negatief gewicht):  </w:t>
-      </w:r>
-      <w:r>
-        <w:rPr>
-          <w:sz w:val="18"/>
-        </w:rPr>
-        <w:t>P1 (Werkontkoppeling voor slaap) → CR-2 (Doorslaapinsomnie) (w=-0.80),  P1 (Werkontkoppeling voor slaap) → CR-1 (Chronische werkstress) (w=-0.72),  P3 (Stressregulatie overdag) → CR-1 (Chronische werkstress) (w=-0.58),  P3 (Stressregulatie overdag) → CR-3 (Somatische stressklachten) (w=-0.72),  P4 (Aerobe beweging) → CR-1 (Chronische werkstress) (w=-0.52),  P4 (Aerobe beweging) → CR-3 (Somatische stressklachten) (w=-0.55)</w:t>
+      <w:pPr>
+        <w:jc w:val="center"/>
+      </w:pPr>
+      <w:r>
+        <w:drawing>
+          <wp:inline xmlns:a="http://schemas.openxmlformats.org/drawingml/2006/main" xmlns:pic="http://schemas.openxmlformats.org/drawingml/2006/picture">
+            <wp:extent cx="5303520" cy="3743394"/>
+            <wp:docPr id="2" name="Picture 2"/>
+            <wp:cNvGraphicFramePr>
+              <a:graphicFrameLocks noChangeAspect="1"/>
+            </wp:cNvGraphicFramePr>
+            <a:graphic>
+              <a:graphicData uri="http://schemas.openxmlformats.org/drawingml/2006/picture">
+                <pic:pic>
+                  <pic:nvPicPr>
+                    <pic:cNvPr id="0" name="image.png"/>
+                    <pic:cNvPicPr/>
+                  </pic:nvPicPr>
+                  <pic:blipFill>
+                    <a:blip r:embed="rId10"/>
+                    <a:stretch>
+                      <a:fillRect/>
+                    </a:stretch>
+                  </pic:blipFill>
+                  <pic:spPr>
+                    <a:xfrm>
+                      <a:off x="0" y="0"/>
+                      <a:ext cx="5303520" cy="3743394"/>
+                    </a:xfrm>
+                    <a:prstGeom prst="rect"/>
+                  </pic:spPr>
+                </pic:pic>
+              </a:graphicData>
+            </a:graphic>
+          </wp:inline>
+        </w:drawing>
       </w:r>
     </w:p>
     <w:p/>

--- a/evaluation/qualtrics/01_HCPs_PRE/separate_HCPs/HCP_5/main.docx
+++ b/evaluation/qualtrics/01_HCPs_PRE/separate_HCPs/HCP_5/main.docx
@@ -1786,7 +1786,7 @@
         <w:rPr>
           <w:sz w:val="20"/>
         </w:rPr>
-        <w:t>Rangschik de 5 standaardpredictoren van hoogste naar laagste klinische prioriteit als behandeldoel. Gebruik hiervoor de 21-daagse monitoring en het bipartiet netwerk (rood = risicofactor, blauw = beschermend, lijndikte ∝ |gewicht|, genormaliseerd binnen elk netwerk).</w:t>
+        <w:t>Rangschik de 5 standaardpredictoren van hoogste naar laagste klinische prioriteit als behandeldoel. Gebruik hiervoor de 21-daagse monitoring en het bipartiet netwerk (blauw = positief verband, rood = negatief verband; lijndikte ∝ |w|, genormaliseerd binnen elk netwerk).</w:t>
       </w:r>
     </w:p>
     <w:p>
@@ -1841,22 +1841,28 @@
     </w:p>
     <w:p/>
     <w:p>
+      <w:pPr>
+        <w:keepNext/>
+        <w:spacing w:before="120" w:after="40"/>
+      </w:pPr>
       <w:r>
         <w:rPr>
           <w:b/>
+          <w:color w:val="1E3A5F"/>
           <w:sz w:val="20"/>
         </w:rPr>
-        <w:t>Bipartiet netwerk — predictoren (links) → criteria (rechts):</w:t>
+        <w:t>Bipartiet netwerk — predictoren (links) → criteria (rechts)</w:t>
       </w:r>
     </w:p>
     <w:p>
       <w:pPr>
+        <w:spacing w:before="0" w:after="120"/>
         <w:jc w:val="center"/>
       </w:pPr>
       <w:r>
         <w:drawing>
           <wp:inline xmlns:a="http://schemas.openxmlformats.org/drawingml/2006/main" xmlns:pic="http://schemas.openxmlformats.org/drawingml/2006/picture">
-            <wp:extent cx="5303520" cy="3736984"/>
+            <wp:extent cx="5120640" cy="3652165"/>
             <wp:docPr id="1" name="Picture 1"/>
             <wp:cNvGraphicFramePr>
               <a:graphicFrameLocks noChangeAspect="1"/>
@@ -1877,7 +1883,7 @@
                   <pic:spPr>
                     <a:xfrm>
                       <a:off x="0" y="0"/>
-                      <a:ext cx="5303520" cy="3736984"/>
+                      <a:ext cx="5120640" cy="3652165"/>
                     </a:xfrm>
                     <a:prstGeom prst="rect"/>
                   </pic:spPr>
@@ -2039,22 +2045,28 @@
     </w:p>
     <w:p/>
     <w:p>
+      <w:pPr>
+        <w:keepNext/>
+        <w:spacing w:before="120" w:after="40"/>
+      </w:pPr>
       <w:r>
         <w:rPr>
           <w:b/>
+          <w:color w:val="1E3A5F"/>
           <w:sz w:val="20"/>
         </w:rPr>
-        <w:t>Bipartiet netwerk — predictoren (links) → criteria (rechts):</w:t>
+        <w:t>Bipartiet netwerk — predictoren (links) → criteria (rechts)</w:t>
       </w:r>
     </w:p>
     <w:p>
       <w:pPr>
+        <w:spacing w:before="0" w:after="120"/>
         <w:jc w:val="center"/>
       </w:pPr>
       <w:r>
         <w:drawing>
           <wp:inline xmlns:a="http://schemas.openxmlformats.org/drawingml/2006/main" xmlns:pic="http://schemas.openxmlformats.org/drawingml/2006/picture">
-            <wp:extent cx="5303520" cy="3743394"/>
+            <wp:extent cx="5120640" cy="3652165"/>
             <wp:docPr id="2" name="Picture 2"/>
             <wp:cNvGraphicFramePr>
               <a:graphicFrameLocks noChangeAspect="1"/>
@@ -2075,7 +2087,7 @@
                   <pic:spPr>
                     <a:xfrm>
                       <a:off x="0" y="0"/>
-                      <a:ext cx="5303520" cy="3743394"/>
+                      <a:ext cx="5120640" cy="3652165"/>
                     </a:xfrm>
                     <a:prstGeom prst="rect"/>
                   </pic:spPr>

--- a/evaluation/qualtrics/01_HCPs_PRE/separate_HCPs/HCP_5/main.docx
+++ b/evaluation/qualtrics/01_HCPs_PRE/separate_HCPs/HCP_5/main.docx
@@ -2524,7 +2524,7 @@
         <w:rPr>
           <w:sz w:val="20"/>
         </w:rPr>
-        <w:t>18.  □  Cafeine-inname voor een afspraak (aantal)</w:t>
+        <w:t>18.  □  Sociale media gebruik na werk (min)</w:t>
       </w:r>
     </w:p>
     <w:p>

--- a/evaluation/qualtrics/01_HCPs_PRE/separate_HCPs/HCP_5/main.docx
+++ b/evaluation/qualtrics/01_HCPs_PRE/separate_HCPs/HCP_5/main.docx
@@ -847,7 +847,7 @@
               <w:rPr>
                 <w:sz w:val="18"/>
               </w:rPr>
-              <w:t>Selecteer exact 5 EMA-items uit de lijst van 20</w:t>
+              <w:t>Selecteer exact 6 EMA-items uit de lijst van 20</w:t>
             </w:r>
           </w:p>
         </w:tc>
@@ -2220,7 +2220,7 @@
         <w:rPr>
           <w:sz w:val="20"/>
         </w:rPr>
-        <w:t>Selecteer per casus EXACT 5 EMA-items uit een lijst van 20. Start vanuit de gestandaardiseerde behandeldoelen en kies de 5 dagelijkse EMA-items die daar het best op aansluiten als directe subpredictoren. Verkies klinisch relevante breedte boven irrelevante of perifere items.</w:t>
+        <w:t>Selecteer per casus EXACT 6 EMA-items uit een lijst van 20: 2 sub-predictoren per behandeldoel (3 x 2 = 6). Start vanuit de gestandaardiseerde behandeldoelen en kies per behandeldoel 2 dagelijkse EMA-items die daar het best op aansluiten als directe subpredictoren. Verkies klinisch relevante breedte boven irrelevante of perifere items.</w:t>
       </w:r>
     </w:p>
     <w:p>
@@ -2307,7 +2307,7 @@
           <w:b/>
           <w:sz w:val="20"/>
         </w:rPr>
-        <w:t>Opdracht: selecteer EXACT 5 EMA-items die het best passen als volgende subpredictoren. Vink de 5 geselecteerde items aan.</w:t>
+        <w:t>Opdracht: selecteer EXACT 6 EMA-items (2 per behandeldoel) die het best passen als volgende subpredictoren. Vink de 6 geselecteerde items aan.</w:t>
       </w:r>
     </w:p>
     <w:p/>
@@ -2332,7 +2332,7 @@
         <w:rPr>
           <w:sz w:val="20"/>
         </w:rPr>
-        <w:t xml:space="preserve"> 2.  □  Slaapduur afgelopen nacht (uren)</w:t>
+        <w:t xml:space="preserve"> 2.  □  Emotieregulatietechniek bewust ingezet (ja/nee)</w:t>
       </w:r>
     </w:p>
     <w:p>
@@ -2344,7 +2344,7 @@
         <w:rPr>
           <w:sz w:val="20"/>
         </w:rPr>
-        <w:t xml:space="preserve"> 3.  □  Emotieregulatievaardigheid toegepast (ja/nee)</w:t>
+        <w:t xml:space="preserve"> 3.  □  Slaapduur afgelopen nacht (uren)</w:t>
       </w:r>
     </w:p>
     <w:p>
@@ -2356,7 +2356,7 @@
         <w:rPr>
           <w:sz w:val="20"/>
         </w:rPr>
-        <w:t xml:space="preserve"> 4.  □  Aantal conflicten op het werk (aantal)</w:t>
+        <w:t xml:space="preserve"> 4.  □  Aantal keer emotieregulatie bewust ingezet vandaag (aantal)</w:t>
       </w:r>
     </w:p>
     <w:p>
@@ -2380,7 +2380,7 @@
         <w:rPr>
           <w:sz w:val="20"/>
         </w:rPr>
-        <w:t xml:space="preserve"> 6.  □  Impulshandeling uitgesteld (ja/nee)</w:t>
+        <w:t xml:space="preserve"> 6.  □  Eetlust bij avondmaal (0--10)</w:t>
       </w:r>
     </w:p>
     <w:p>
@@ -2392,7 +2392,7 @@
         <w:rPr>
           <w:sz w:val="20"/>
         </w:rPr>
-        <w:t xml:space="preserve"> 7.  □  Eetlust bij avondmaal (0--10)</w:t>
+        <w:t xml:space="preserve"> 7.  □  Impulsieve actie bewust uitgesteld (ja/nee)</w:t>
       </w:r>
     </w:p>
     <w:p>
@@ -2416,7 +2416,7 @@
         <w:rPr>
           <w:sz w:val="20"/>
         </w:rPr>
-        <w:t xml:space="preserve"> 9.  □  Afwijzingsherwaardering geprobeerd (ja/nee)</w:t>
+        <w:t xml:space="preserve"> 9.  □  Alcoholinname vandaag (aantal)</w:t>
       </w:r>
     </w:p>
     <w:p>
@@ -2428,7 +2428,7 @@
         <w:rPr>
           <w:sz w:val="20"/>
         </w:rPr>
-        <w:t>10.  □  Alcoholinname vandaag (aantal)</w:t>
+        <w:t>10.  □  Wachttijd voor een impulsieve beslissing (min)</w:t>
       </w:r>
     </w:p>
     <w:p>
@@ -2464,7 +2464,7 @@
         <w:rPr>
           <w:sz w:val="20"/>
         </w:rPr>
-        <w:t>13.  □  Aantal onafgewerkte taken (aantal)</w:t>
+        <w:t>13.  □  Ervaren afwijzing cognitief herwaardeert (ja/nee)</w:t>
       </w:r>
     </w:p>
     <w:p>
@@ -2476,7 +2476,7 @@
         <w:rPr>
           <w:sz w:val="20"/>
         </w:rPr>
-        <w:t>14.  □  Concentratie tijdens administratie (0--10)</w:t>
+        <w:t>14.  □  Aantal onafgewerkte taken (aantal)</w:t>
       </w:r>
     </w:p>
     <w:p>
@@ -2488,7 +2488,7 @@
         <w:rPr>
           <w:sz w:val="20"/>
         </w:rPr>
-        <w:t>15.  □  Middagdutje genomen (ja/nee)</w:t>
+        <w:t>15.  □  Concentratie tijdens administratie (0--10)</w:t>
       </w:r>
     </w:p>
     <w:p>
@@ -2500,7 +2500,7 @@
         <w:rPr>
           <w:sz w:val="20"/>
         </w:rPr>
-        <w:t>16.  □  Schermtijd na 22.00 uur (min)</w:t>
+        <w:t>16.  □  Alternatieve verklaring voor afwijzing gegeven (ja/nee)</w:t>
       </w:r>
     </w:p>
     <w:p>
@@ -2512,7 +2512,7 @@
         <w:rPr>
           <w:sz w:val="20"/>
         </w:rPr>
-        <w:t>17.  □  Interpersoonlijk communicatiegesprek geoefend (ja/nee)</w:t>
+        <w:t>17.  □  Middagdutje genomen (ja/nee)</w:t>
       </w:r>
     </w:p>
     <w:p>
@@ -2536,7 +2536,7 @@
         <w:rPr>
           <w:sz w:val="20"/>
         </w:rPr>
-        <w:t>19.  □  Tijd buitenshuis alleen (min)</w:t>
+        <w:t>19.  □  Aantal conflicten op het werk (aantal)</w:t>
       </w:r>
     </w:p>
     <w:p>
@@ -2558,7 +2558,7 @@
           <w:b/>
           <w:sz w:val="20"/>
         </w:rPr>
-        <w:t>Totaal geselecteerd: _____ / 5</w:t>
+        <w:t>Totaal geselecteerd: _____ / 6</w:t>
       </w:r>
     </w:p>
     <w:p>
@@ -2645,7 +2645,7 @@
           <w:b/>
           <w:sz w:val="20"/>
         </w:rPr>
-        <w:t>Opdracht: selecteer EXACT 5 EMA-items die het best passen als volgende subpredictoren. Vink de 5 geselecteerde items aan.</w:t>
+        <w:t>Opdracht: selecteer EXACT 6 EMA-items (2 per behandeldoel) die het best passen als volgende subpredictoren. Vink de 6 geselecteerde items aan.</w:t>
       </w:r>
     </w:p>
     <w:p/>
@@ -2658,7 +2658,7 @@
         <w:rPr>
           <w:sz w:val="20"/>
         </w:rPr>
-        <w:t xml:space="preserve"> 1.  □  Ochtendlichtblootstelling (min)</w:t>
+        <w:t xml:space="preserve"> 1.  □  Slaapduur afgelopen nacht (uren)</w:t>
       </w:r>
     </w:p>
     <w:p>
@@ -2670,7 +2670,7 @@
         <w:rPr>
           <w:sz w:val="20"/>
         </w:rPr>
-        <w:t xml:space="preserve"> 2.  □  Preslaap werkontkoppelingsritueel gevolgd (ja/nee)</w:t>
+        <w:t xml:space="preserve"> 2.  □  Werkapparaten uitgeschakeld voor slapengaan (ja/nee)</w:t>
       </w:r>
     </w:p>
     <w:p>
@@ -2682,7 +2682,7 @@
         <w:rPr>
           <w:sz w:val="20"/>
         </w:rPr>
-        <w:t xml:space="preserve"> 3.  □  Middagdutje genomen (ja/nee)</w:t>
+        <w:t xml:space="preserve"> 3.  □  Ochtendvermoeidheid bij ontwaken (0--10)</w:t>
       </w:r>
     </w:p>
     <w:p>
@@ -2694,7 +2694,7 @@
         <w:rPr>
           <w:sz w:val="20"/>
         </w:rPr>
-        <w:t xml:space="preserve"> 4.  □  Aantal sociale afspraken na het werk (aantal)</w:t>
+        <w:t xml:space="preserve"> 4.  □  Werkontkoppelingsritueel gevolgd na 21.00 uur (min)</w:t>
       </w:r>
     </w:p>
     <w:p>
@@ -2706,7 +2706,7 @@
         <w:rPr>
           <w:sz w:val="20"/>
         </w:rPr>
-        <w:t xml:space="preserve"> 5.  □  Alcoholeenheden vanavond (aantal)</w:t>
+        <w:t xml:space="preserve"> 5.  □  Aantal vergaderuren vandaag (uren)</w:t>
       </w:r>
     </w:p>
     <w:p>
@@ -2718,7 +2718,7 @@
         <w:rPr>
           <w:sz w:val="20"/>
         </w:rPr>
-        <w:t xml:space="preserve"> 6.  □  Eetlust bij avondmaal (0--10)</w:t>
+        <w:t xml:space="preserve"> 6.  □  Hoofdpijnintensiteit namiddag (0--10)</w:t>
       </w:r>
     </w:p>
     <w:p>
@@ -2730,7 +2730,7 @@
         <w:rPr>
           <w:sz w:val="20"/>
         </w:rPr>
-        <w:t xml:space="preserve"> 7.  □  Hoofdpijnintensiteit in de namiddag (0--10)</w:t>
+        <w:t xml:space="preserve"> 7.  □  Alcoholeenheden geconsumeerd na 19.00 uur (aantal)</w:t>
       </w:r>
     </w:p>
     <w:p>
@@ -2742,7 +2742,7 @@
         <w:rPr>
           <w:sz w:val="20"/>
         </w:rPr>
-        <w:t xml:space="preserve"> 8.  □  Stressregulatiegedrag overdag toegepast (ja/nee)</w:t>
+        <w:t xml:space="preserve"> 8.  □  Lichamelijke spierspanning in de ochtend (0--10)</w:t>
       </w:r>
     </w:p>
     <w:p>
@@ -2754,7 +2754,7 @@
         <w:rPr>
           <w:sz w:val="20"/>
         </w:rPr>
-        <w:t xml:space="preserve"> 9.  □  Schermtijd voor ontspanning na 21.00 uur (min)</w:t>
+        <w:t xml:space="preserve"> 9.  □  Cafeine-inname na 16.00 uur (aantal)</w:t>
       </w:r>
     </w:p>
     <w:p>
@@ -2766,7 +2766,7 @@
         <w:rPr>
           <w:sz w:val="20"/>
         </w:rPr>
-        <w:t>10.  □  Lichamelijke spierspanning in de ochtend (0--10)</w:t>
+        <w:t>10.  □  Avond zonder alcoholinname (ja/nee)</w:t>
       </w:r>
     </w:p>
     <w:p>
@@ -2778,7 +2778,7 @@
         <w:rPr>
           <w:sz w:val="20"/>
         </w:rPr>
-        <w:t>11.  □  Waterinname vandaag (glazen)</w:t>
+        <w:t>11.  □  Aerobe beweging vandaag (min)</w:t>
       </w:r>
     </w:p>
     <w:p>
@@ -2790,7 +2790,7 @@
         <w:rPr>
           <w:sz w:val="20"/>
         </w:rPr>
-        <w:t>12.  □  Werkgerelateerde gedachten na 20.00 uur (min)</w:t>
+        <w:t>12.  □  Eetlust bij avondmaal (0--10)</w:t>
       </w:r>
     </w:p>
     <w:p>
@@ -2802,7 +2802,7 @@
         <w:rPr>
           <w:sz w:val="20"/>
         </w:rPr>
-        <w:t>13.  □  Aantal vergaderuren vandaag (uren)</w:t>
+        <w:t>13.  □  Stressregulatietechniek ingezet overdag (ja/nee)</w:t>
       </w:r>
     </w:p>
     <w:p>
@@ -2814,7 +2814,7 @@
         <w:rPr>
           <w:sz w:val="20"/>
         </w:rPr>
-        <w:t>14.  □  Slaapduur afgelopen nacht (uren)</w:t>
+        <w:t>14.  □  Contact met gezin vandaag (ja/nee)</w:t>
       </w:r>
     </w:p>
     <w:p>
@@ -2826,7 +2826,7 @@
         <w:rPr>
           <w:sz w:val="20"/>
         </w:rPr>
-        <w:t>15.  □  TV-kijktijd in de avond (min)</w:t>
+        <w:t>15.  □  Middagdutje genomen (ja/nee)</w:t>
       </w:r>
     </w:p>
     <w:p>
@@ -2838,7 +2838,7 @@
         <w:rPr>
           <w:sz w:val="20"/>
         </w:rPr>
-        <w:t>16.  □  Ochtendstemming bij ontwaken (0--10)</w:t>
+        <w:t>16.  □  Duur bewuste stressverlichtingsactiviteit overdag (min)</w:t>
       </w:r>
     </w:p>
     <w:p>
@@ -2850,7 +2850,7 @@
         <w:rPr>
           <w:sz w:val="20"/>
         </w:rPr>
-        <w:t>17.  □  Aerobe beweging vandaag (min)</w:t>
+        <w:t>17.  □  Werkgerelateerde gedachten na 20.00 uur (min)</w:t>
       </w:r>
     </w:p>
     <w:p>
@@ -2862,7 +2862,7 @@
         <w:rPr>
           <w:sz w:val="20"/>
         </w:rPr>
-        <w:t>18.  □  Cafeine-inname na 16.00 uur (aantal)</w:t>
+        <w:t>18.  □  Schermtijd voor ontspanning na 21.00 uur (min)</w:t>
       </w:r>
     </w:p>
     <w:p>
@@ -2874,7 +2874,7 @@
         <w:rPr>
           <w:sz w:val="20"/>
         </w:rPr>
-        <w:t>19.  □  Contact met gezin vandaag (ja/nee)</w:t>
+        <w:t>19.  □  Ochtendstemming bij ontwaken (0--10)</w:t>
       </w:r>
     </w:p>
     <w:p>
@@ -2886,7 +2886,7 @@
         <w:rPr>
           <w:sz w:val="20"/>
         </w:rPr>
-        <w:t>20.  □  Aantal maaltijden overgeslagen (aantal)</w:t>
+        <w:t>20.  □  Waterinname vandaag (glazen)</w:t>
       </w:r>
     </w:p>
     <w:p/>
@@ -2896,7 +2896,7 @@
           <w:b/>
           <w:sz w:val="20"/>
         </w:rPr>
-        <w:t>Totaal geselecteerd: _____ / 5</w:t>
+        <w:t>Totaal geselecteerd: _____ / 6</w:t>
       </w:r>
     </w:p>
     <w:p>
@@ -3484,7 +3484,7 @@
         <w:rPr>
           <w:sz w:val="20"/>
         </w:rPr>
-        <w:t>□   Ik heb in Deel 4 voor beide casussen exact 5 EMA-items geselecteerd.</w:t>
+        <w:t>□   Ik heb in Deel 4 voor beide casussen exact 6 EMA-items geselecteerd.</w:t>
       </w:r>
     </w:p>
     <w:p>

--- a/evaluation/qualtrics/01_HCPs_PRE/separate_HCPs/HCP_5/main.docx
+++ b/evaluation/qualtrics/01_HCPs_PRE/separate_HCPs/HCP_5/main.docx
@@ -2332,7 +2332,7 @@
         <w:rPr>
           <w:sz w:val="20"/>
         </w:rPr>
-        <w:t xml:space="preserve"> 2.  □  Emotieregulatietechniek bewust ingezet (ja/nee)</w:t>
+        <w:t xml:space="preserve"> 2.  □  Emotieregulatietechniek (bijv. grounding, ademhaling) bewust ingezet (ja/nee)</w:t>
       </w:r>
     </w:p>
     <w:p>
@@ -2344,7 +2344,7 @@
         <w:rPr>
           <w:sz w:val="20"/>
         </w:rPr>
-        <w:t xml:space="preserve"> 3.  □  Slaapduur afgelopen nacht (uren)</w:t>
+        <w:t xml:space="preserve"> 3.  □  Consistent slaap- en waktijdstip aangehouden (ja/nee)</w:t>
       </w:r>
     </w:p>
     <w:p>
@@ -2356,7 +2356,7 @@
         <w:rPr>
           <w:sz w:val="20"/>
         </w:rPr>
-        <w:t xml:space="preserve"> 4.  □  Aantal keer emotieregulatie bewust ingezet vandaag (aantal)</w:t>
+        <w:t xml:space="preserve"> 4.  □  Aantal keer een bewuste emotieregulatievaardigheid ingezet vandaag (aantal)</w:t>
       </w:r>
     </w:p>
     <w:p>
@@ -2368,7 +2368,7 @@
         <w:rPr>
           <w:sz w:val="20"/>
         </w:rPr>
-        <w:t xml:space="preserve"> 5.  □  Tijd op sociale media (min)</w:t>
+        <w:t xml:space="preserve"> 5.  □  Sociale media gebruik bewust beperkt of uitgesteld (min)</w:t>
       </w:r>
     </w:p>
     <w:p>
@@ -2380,7 +2380,7 @@
         <w:rPr>
           <w:sz w:val="20"/>
         </w:rPr>
-        <w:t xml:space="preserve"> 6.  □  Eetlust bij avondmaal (0--10)</w:t>
+        <w:t xml:space="preserve"> 6.  □  Maaltijdmoment op vaste tijd bewust aangehouden (ja/nee)</w:t>
       </w:r>
     </w:p>
     <w:p>
@@ -2392,7 +2392,7 @@
         <w:rPr>
           <w:sz w:val="20"/>
         </w:rPr>
-        <w:t xml:space="preserve"> 7.  □  Impulsieve actie bewust uitgesteld (ja/nee)</w:t>
+        <w:t xml:space="preserve"> 7.  □  Impulsieve actie bewust uitgesteld of niet ondernomen (ja/nee)</w:t>
       </w:r>
     </w:p>
     <w:p>
@@ -2404,7 +2404,7 @@
         <w:rPr>
           <w:sz w:val="20"/>
         </w:rPr>
-        <w:t xml:space="preserve"> 8.  □  Ochtendenergie bij ontwaken (0--10)</w:t>
+        <w:t xml:space="preserve"> 8.  □  Ontspanningsoefening of grondingsoefening uitgevoerd (min)</w:t>
       </w:r>
     </w:p>
     <w:p>
@@ -2416,7 +2416,7 @@
         <w:rPr>
           <w:sz w:val="20"/>
         </w:rPr>
-        <w:t xml:space="preserve"> 9.  □  Alcoholinname vandaag (aantal)</w:t>
+        <w:t xml:space="preserve"> 9.  □  Alcoholinname vandaag (eenheden)</w:t>
       </w:r>
     </w:p>
     <w:p>
@@ -2428,7 +2428,7 @@
         <w:rPr>
           <w:sz w:val="20"/>
         </w:rPr>
-        <w:t>10.  □  Wachttijd voor een impulsieve beslissing (min)</w:t>
+        <w:t>10.  □  Wachttijd aangehouden voor impulsieve beslissing of actie (min)</w:t>
       </w:r>
     </w:p>
     <w:p>
@@ -2440,7 +2440,7 @@
         <w:rPr>
           <w:sz w:val="20"/>
         </w:rPr>
-        <w:t>11.  □  Lichamelijke activiteit vandaag (min)</w:t>
+        <w:t>11.  □  Lichaamsbeweging of sport als spanningsafvoer vandaag (min)</w:t>
       </w:r>
     </w:p>
     <w:p>
@@ -2452,7 +2452,7 @@
         <w:rPr>
           <w:sz w:val="20"/>
         </w:rPr>
-        <w:t>12.  □  Stemmingsbereik vandaag (0--10)</w:t>
+        <w:t>12.  □  Stemmingsdagboek of patroonnotitie bijgehouden voor zelfbewustzijn (ja/nee)</w:t>
       </w:r>
     </w:p>
     <w:p>
@@ -2464,7 +2464,7 @@
         <w:rPr>
           <w:sz w:val="20"/>
         </w:rPr>
-        <w:t>13.  □  Ervaren afwijzing cognitief herwaardeert (ja/nee)</w:t>
+        <w:t>13.  □  Ervaren afwijzing bewust herwaardeert via een alternatieve interpretatie (ja/nee)</w:t>
       </w:r>
     </w:p>
     <w:p>
@@ -2476,7 +2476,7 @@
         <w:rPr>
           <w:sz w:val="20"/>
         </w:rPr>
-        <w:t>14.  □  Aantal onafgewerkte taken (aantal)</w:t>
+        <w:t>14.  □  Bewuste onderbreking van oplopende spanning via een vaste pauze (ja/nee)</w:t>
       </w:r>
     </w:p>
     <w:p>
@@ -2488,7 +2488,7 @@
         <w:rPr>
           <w:sz w:val="20"/>
         </w:rPr>
-        <w:t>15.  □  Concentratie tijdens administratie (0--10)</w:t>
+        <w:t>15.  □  Middagdutje genomen (ja/nee)</w:t>
       </w:r>
     </w:p>
     <w:p>
@@ -2500,7 +2500,7 @@
         <w:rPr>
           <w:sz w:val="20"/>
         </w:rPr>
-        <w:t>16.  □  Alternatieve verklaring voor afwijzing gegeven (ja/nee)</w:t>
+        <w:t>16.  □  Alternatieve verklaring voor een afwijzingssignaal bewust geformuleerd (ja/nee)</w:t>
       </w:r>
     </w:p>
     <w:p>
@@ -2512,7 +2512,7 @@
         <w:rPr>
           <w:sz w:val="20"/>
         </w:rPr>
-        <w:t>17.  □  Middagdutje genomen (ja/nee)</w:t>
+        <w:t>17.  □  Sociale media gebruik na werk bewust begrensd (min)</w:t>
       </w:r>
     </w:p>
     <w:p>
@@ -2524,7 +2524,7 @@
         <w:rPr>
           <w:sz w:val="20"/>
         </w:rPr>
-        <w:t>18.  □  Sociale media gebruik na werk (min)</w:t>
+        <w:t>18.  □  Bewust gecommuniceerd over behoeften of grenzen in een relatie (ja/nee)</w:t>
       </w:r>
     </w:p>
     <w:p>
@@ -2536,7 +2536,7 @@
         <w:rPr>
           <w:sz w:val="20"/>
         </w:rPr>
-        <w:t>19.  □  Aantal conflicten op het werk (aantal)</w:t>
+        <w:t>19.  □  Bewuste keuze om een conflict niet te escaleren (ja/nee)</w:t>
       </w:r>
     </w:p>
     <w:p>
@@ -2548,7 +2548,7 @@
         <w:rPr>
           <w:sz w:val="20"/>
         </w:rPr>
-        <w:t>20.  □  Nekspanning in de namiddag (0--10)</w:t>
+        <w:t>20.  □  Waterinname vandaag (glazen)</w:t>
       </w:r>
     </w:p>
     <w:p/>
@@ -2658,7 +2658,7 @@
         <w:rPr>
           <w:sz w:val="20"/>
         </w:rPr>
-        <w:t xml:space="preserve"> 1.  □  Slaapduur afgelopen nacht (uren)</w:t>
+        <w:t xml:space="preserve"> 1.  □  Consistent slaap- en waktijdstip aangehouden (ja/nee)</w:t>
       </w:r>
     </w:p>
     <w:p>
@@ -2670,7 +2670,7 @@
         <w:rPr>
           <w:sz w:val="20"/>
         </w:rPr>
-        <w:t xml:space="preserve"> 2.  □  Werkapparaten uitgeschakeld voor slapengaan (ja/nee)</w:t>
+        <w:t xml:space="preserve"> 2.  □  Werkapparaten bewust uitgeschakeld voor slapengaan (ja/nee)</w:t>
       </w:r>
     </w:p>
     <w:p>
@@ -2682,7 +2682,7 @@
         <w:rPr>
           <w:sz w:val="20"/>
         </w:rPr>
-        <w:t xml:space="preserve"> 3.  □  Ochtendvermoeidheid bij ontwaken (0--10)</w:t>
+        <w:t xml:space="preserve"> 3.  □  Ontspanningsoefening in avondroutine als overgang van werk naar slaap (min)</w:t>
       </w:r>
     </w:p>
     <w:p>
@@ -2694,7 +2694,7 @@
         <w:rPr>
           <w:sz w:val="20"/>
         </w:rPr>
-        <w:t xml:space="preserve"> 4.  □  Werkontkoppelingsritueel gevolgd na 21.00 uur (min)</w:t>
+        <w:t xml:space="preserve"> 4.  □  Werkontkoppelingsritueel consequent gevolgd na 21.00 uur (min)</w:t>
       </w:r>
     </w:p>
     <w:p>
@@ -2706,7 +2706,7 @@
         <w:rPr>
           <w:sz w:val="20"/>
         </w:rPr>
-        <w:t xml:space="preserve"> 5.  □  Aantal vergaderuren vandaag (uren)</w:t>
+        <w:t xml:space="preserve"> 5.  □  Vergadertijd of werkbelasting bewust begrensd vandaag (ja/nee)</w:t>
       </w:r>
     </w:p>
     <w:p>
@@ -2718,7 +2718,7 @@
         <w:rPr>
           <w:sz w:val="20"/>
         </w:rPr>
-        <w:t xml:space="preserve"> 6.  □  Hoofdpijnintensiteit namiddag (0--10)</w:t>
+        <w:t xml:space="preserve"> 6.  □  Bewuste pauze of stressreductie-activiteit in de namiddag genomen (min)</w:t>
       </w:r>
     </w:p>
     <w:p>
@@ -2742,7 +2742,7 @@
         <w:rPr>
           <w:sz w:val="20"/>
         </w:rPr>
-        <w:t xml:space="preserve"> 8.  □  Lichamelijke spierspanning in de ochtend (0--10)</w:t>
+        <w:t xml:space="preserve"> 8.  □  Stretching of ontspanningsoefening in de ochtend uitgevoerd (min)</w:t>
       </w:r>
     </w:p>
     <w:p>
@@ -2754,7 +2754,7 @@
         <w:rPr>
           <w:sz w:val="20"/>
         </w:rPr>
-        <w:t xml:space="preserve"> 9.  □  Cafeine-inname na 16.00 uur (aantal)</w:t>
+        <w:t xml:space="preserve"> 9.  □  Cafeine-inname na 16.00 uur bewust beperkt (ja/nee)</w:t>
       </w:r>
     </w:p>
     <w:p>
@@ -2766,7 +2766,7 @@
         <w:rPr>
           <w:sz w:val="20"/>
         </w:rPr>
-        <w:t>10.  □  Avond zonder alcoholinname (ja/nee)</w:t>
+        <w:t>10.  □  Avond zonder alcoholinname bewust aangehouden (ja/nee)</w:t>
       </w:r>
     </w:p>
     <w:p>
@@ -2778,7 +2778,7 @@
         <w:rPr>
           <w:sz w:val="20"/>
         </w:rPr>
-        <w:t>11.  □  Aerobe beweging vandaag (min)</w:t>
+        <w:t>11.  □  Aerobe beweging of sport als weekactiviteit uitgevoerd (min)</w:t>
       </w:r>
     </w:p>
     <w:p>
@@ -2790,7 +2790,7 @@
         <w:rPr>
           <w:sz w:val="20"/>
         </w:rPr>
-        <w:t>12.  □  Eetlust bij avondmaal (0--10)</w:t>
+        <w:t>12.  □  Avondmaaltijd op vaste tijd en bewust bereid genuttigd (ja/nee)</w:t>
       </w:r>
     </w:p>
     <w:p>
@@ -2802,7 +2802,7 @@
         <w:rPr>
           <w:sz w:val="20"/>
         </w:rPr>
-        <w:t>13.  □  Stressregulatietechniek ingezet overdag (ja/nee)</w:t>
+        <w:t>13.  □  Stressregulatietechniek (ademhaling, mindfulness) bewust ingezet overdag (ja/nee)</w:t>
       </w:r>
     </w:p>
     <w:p>
@@ -2814,7 +2814,7 @@
         <w:rPr>
           <w:sz w:val="20"/>
         </w:rPr>
-        <w:t>14.  □  Contact met gezin vandaag (ja/nee)</w:t>
+        <w:t>14.  □  Bewust contact met gezin of vrienden gezocht als herstelmiddel (ja/nee)</w:t>
       </w:r>
     </w:p>
     <w:p>
@@ -2838,7 +2838,7 @@
         <w:rPr>
           <w:sz w:val="20"/>
         </w:rPr>
-        <w:t>16.  □  Duur bewuste stressverlichtingsactiviteit overdag (min)</w:t>
+        <w:t>16.  □  Duur bewuste stressverlichtende activiteit overdag (min)</w:t>
       </w:r>
     </w:p>
     <w:p>
@@ -2850,7 +2850,7 @@
         <w:rPr>
           <w:sz w:val="20"/>
         </w:rPr>
-        <w:t>17.  □  Werkgerelateerde gedachten na 20.00 uur (min)</w:t>
+        <w:t>17.  □  Werkgerelateerde communicatie na 20.00 uur bewust uitgesteld of vermeden (ja/nee)</w:t>
       </w:r>
     </w:p>
     <w:p>
@@ -2862,7 +2862,7 @@
         <w:rPr>
           <w:sz w:val="20"/>
         </w:rPr>
-        <w:t>18.  □  Schermtijd voor ontspanning na 21.00 uur (min)</w:t>
+        <w:t>18.  □  Schermtijd voor ontspanning na 21.00 uur bewust begrensd (min)</w:t>
       </w:r>
     </w:p>
     <w:p>
@@ -2874,7 +2874,7 @@
         <w:rPr>
           <w:sz w:val="20"/>
         </w:rPr>
-        <w:t>19.  □  Ochtendstemming bij ontwaken (0--10)</w:t>
+        <w:t>19.  □  Dankbaarheidsnotitie of positieve dagstarter uitgevoerd (ja/nee)</w:t>
       </w:r>
     </w:p>
     <w:p>
@@ -2886,7 +2886,7 @@
         <w:rPr>
           <w:sz w:val="20"/>
         </w:rPr>
-        <w:t>20.  □  Waterinname vandaag (glazen)</w:t>
+        <w:t>20.  □  Waterinname als dagelijks welzijnsgedrag (glazen)</w:t>
       </w:r>
     </w:p>
     <w:p/>

--- a/evaluation/qualtrics/01_HCPs_PRE/separate_HCPs/HCP_5/main.docx
+++ b/evaluation/qualtrics/01_HCPs_PRE/separate_HCPs/HCP_5/main.docx
@@ -1070,6 +1070,17 @@
       </w:r>
     </w:p>
     <w:p>
+      <w:pPr/>
+      <w:r>
+        <w:rPr>
+          <w:i/>
+          <w:sz w:val="20"/>
+          <w:szCs w:val="20"/>
+        </w:rPr>
+        <w:t xml:space="preserve">Hoe formuleert u een correct symptoomlabel?</w:t>
+      </w:r>
+    </w:p>
+    <w:p>
       <w:pPr>
         <w:jc w:val="left"/>
         <w:shd w:val="clear" w:color="auto" w:fill="DBEAFE"/>
@@ -1140,7 +1151,7 @@
           <w:b/>
           <w:sz w:val="20"/>
         </w:rPr>
-        <w:t xml:space="preserve">Criterium 1  Label (2-5 woorden):  </w:t>
+        <w:t xml:space="preserve">Criterium 1  Label:  </w:t>
       </w:r>
       <w:r>
         <w:rPr>
@@ -1156,7 +1167,7 @@
           <w:b/>
           <w:sz w:val="20"/>
         </w:rPr>
-        <w:t xml:space="preserve">Criterium 2  Label (2-5 woorden):  </w:t>
+        <w:t xml:space="preserve">Criterium 2  Label:  </w:t>
       </w:r>
       <w:r>
         <w:rPr>
@@ -1172,7 +1183,7 @@
           <w:b/>
           <w:sz w:val="20"/>
         </w:rPr>
-        <w:t xml:space="preserve">Criterium 3  Label (2-5 woorden):  </w:t>
+        <w:t xml:space="preserve">Criterium 3  Label:  </w:t>
       </w:r>
       <w:r>
         <w:rPr>
@@ -1188,7 +1199,7 @@
           <w:b/>
           <w:sz w:val="20"/>
         </w:rPr>
-        <w:t xml:space="preserve">Criterium 4  Label (2-5 woorden):  </w:t>
+        <w:t xml:space="preserve">Criterium 4  Label:  </w:t>
       </w:r>
       <w:r>
         <w:rPr>
@@ -1204,7 +1215,7 @@
           <w:b/>
           <w:sz w:val="20"/>
         </w:rPr>
-        <w:t xml:space="preserve">Criterium 5  Label (2-5 woorden):  </w:t>
+        <w:t xml:space="preserve">Criterium 5  Label:  </w:t>
       </w:r>
       <w:r>
         <w:rPr>
@@ -1220,7 +1231,7 @@
           <w:b/>
           <w:sz w:val="20"/>
         </w:rPr>
-        <w:t xml:space="preserve">Criterium 6  Label (2-5 woorden):  </w:t>
+        <w:t xml:space="preserve">Criterium 6  Label:  </w:t>
       </w:r>
       <w:r>
         <w:rPr>
@@ -1289,7 +1300,7 @@
           <w:b/>
           <w:sz w:val="20"/>
         </w:rPr>
-        <w:t xml:space="preserve">Criterium 1  Label (2-5 woorden):  </w:t>
+        <w:t xml:space="preserve">Criterium 1  Label:  </w:t>
       </w:r>
       <w:r>
         <w:rPr>
@@ -1305,7 +1316,7 @@
           <w:b/>
           <w:sz w:val="20"/>
         </w:rPr>
-        <w:t xml:space="preserve">Criterium 2  Label (2-5 woorden):  </w:t>
+        <w:t xml:space="preserve">Criterium 2  Label:  </w:t>
       </w:r>
       <w:r>
         <w:rPr>
@@ -1321,7 +1332,7 @@
           <w:b/>
           <w:sz w:val="20"/>
         </w:rPr>
-        <w:t xml:space="preserve">Criterium 3  Label (2-5 woorden):  </w:t>
+        <w:t xml:space="preserve">Criterium 3  Label:  </w:t>
       </w:r>
       <w:r>
         <w:rPr>
@@ -1337,7 +1348,7 @@
           <w:b/>
           <w:sz w:val="20"/>
         </w:rPr>
-        <w:t xml:space="preserve">Criterium 4  Label (2-5 woorden):  </w:t>
+        <w:t xml:space="preserve">Criterium 4  Label:  </w:t>
       </w:r>
       <w:r>
         <w:rPr>
@@ -1353,7 +1364,7 @@
           <w:b/>
           <w:sz w:val="20"/>
         </w:rPr>
-        <w:t xml:space="preserve">Criterium 5  Label (2-5 woorden):  </w:t>
+        <w:t xml:space="preserve">Criterium 5  Label:  </w:t>
       </w:r>
       <w:r>
         <w:rPr>
@@ -1369,7 +1380,7 @@
           <w:b/>
           <w:sz w:val="20"/>
         </w:rPr>
-        <w:t xml:space="preserve">Criterium 6  Label (2-5 woorden):  </w:t>
+        <w:t xml:space="preserve">Criterium 6  Label:  </w:t>
       </w:r>
       <w:r>
         <w:rPr>
@@ -1394,6 +1405,17 @@
       </w:r>
     </w:p>
     <w:p>
+      <w:pPr/>
+      <w:r>
+        <w:rPr>
+          <w:i/>
+          <w:sz w:val="20"/>
+          <w:szCs w:val="20"/>
+        </w:rPr>
+        <w:t xml:space="preserve">Hoe genereert u behandelingsoptielabels?</w:t>
+      </w:r>
+    </w:p>
+    <w:p>
       <w:pPr>
         <w:jc w:val="left"/>
         <w:shd w:val="clear" w:color="auto" w:fill="D1FAE5"/>
@@ -1510,7 +1532,7 @@
           <w:b/>
           <w:sz w:val="20"/>
         </w:rPr>
-        <w:t xml:space="preserve">Predictor 1  Label (2-6 woorden):  </w:t>
+        <w:t xml:space="preserve">Predictor 1  Label:  </w:t>
       </w:r>
       <w:r>
         <w:rPr>
@@ -1526,7 +1548,7 @@
           <w:b/>
           <w:sz w:val="20"/>
         </w:rPr>
-        <w:t xml:space="preserve">Predictor 2  Label (2-6 woorden):  </w:t>
+        <w:t xml:space="preserve">Predictor 2  Label:  </w:t>
       </w:r>
       <w:r>
         <w:rPr>
@@ -1542,7 +1564,7 @@
           <w:b/>
           <w:sz w:val="20"/>
         </w:rPr>
-        <w:t xml:space="preserve">Predictor 3  Label (2-6 woorden):  </w:t>
+        <w:t xml:space="preserve">Predictor 3  Label:  </w:t>
       </w:r>
       <w:r>
         <w:rPr>
@@ -1558,7 +1580,7 @@
           <w:b/>
           <w:sz w:val="20"/>
         </w:rPr>
-        <w:t xml:space="preserve">Predictor 4  Label (2-6 woorden):  </w:t>
+        <w:t xml:space="preserve">Predictor 4  Label:  </w:t>
       </w:r>
       <w:r>
         <w:rPr>
@@ -1574,7 +1596,7 @@
           <w:b/>
           <w:sz w:val="20"/>
         </w:rPr>
-        <w:t xml:space="preserve">Predictor 5  Label (2-6 woorden):  </w:t>
+        <w:t xml:space="preserve">Predictor 5  Label:  </w:t>
       </w:r>
       <w:r>
         <w:rPr>
@@ -1689,7 +1711,7 @@
           <w:b/>
           <w:sz w:val="20"/>
         </w:rPr>
-        <w:t xml:space="preserve">Predictor 1  Label (2-6 woorden):  </w:t>
+        <w:t xml:space="preserve">Predictor 1  Label:  </w:t>
       </w:r>
       <w:r>
         <w:rPr>
@@ -1705,7 +1727,7 @@
           <w:b/>
           <w:sz w:val="20"/>
         </w:rPr>
-        <w:t xml:space="preserve">Predictor 2  Label (2-6 woorden):  </w:t>
+        <w:t xml:space="preserve">Predictor 2  Label:  </w:t>
       </w:r>
       <w:r>
         <w:rPr>
@@ -1721,7 +1743,7 @@
           <w:b/>
           <w:sz w:val="20"/>
         </w:rPr>
-        <w:t xml:space="preserve">Predictor 3  Label (2-6 woorden):  </w:t>
+        <w:t xml:space="preserve">Predictor 3  Label:  </w:t>
       </w:r>
       <w:r>
         <w:rPr>
@@ -1737,7 +1759,7 @@
           <w:b/>
           <w:sz w:val="20"/>
         </w:rPr>
-        <w:t xml:space="preserve">Predictor 4  Label (2-6 woorden):  </w:t>
+        <w:t xml:space="preserve">Predictor 4  Label:  </w:t>
       </w:r>
       <w:r>
         <w:rPr>
@@ -1753,7 +1775,7 @@
           <w:b/>
           <w:sz w:val="20"/>
         </w:rPr>
-        <w:t xml:space="preserve">Predictor 5  Label (2-6 woorden):  </w:t>
+        <w:t xml:space="preserve">Predictor 5  Label:  </w:t>
       </w:r>
       <w:r>
         <w:rPr>
@@ -1775,6 +1797,17 @@
       </w:pPr>
       <w:r>
         <w:t>4  Deel 3: Prioritering van behandeldoelen</w:t>
+      </w:r>
+    </w:p>
+    <w:p>
+      <w:pPr/>
+      <w:r>
+        <w:rPr>
+          <w:i/>
+          <w:sz w:val="20"/>
+          <w:szCs w:val="20"/>
+        </w:rPr>
+        <w:t xml:space="preserve">Hoe leest u het netwerk en rangschikt u de behandelingsopties?</w:t>
       </w:r>
     </w:p>
     <w:p>
@@ -2212,6 +2245,17 @@
       </w:r>
     </w:p>
     <w:p>
+      <w:pPr/>
+      <w:r>
+        <w:rPr>
+          <w:i/>
+          <w:sz w:val="20"/>
+          <w:szCs w:val="20"/>
+        </w:rPr>
+        <w:t xml:space="preserve">Hoe selecteert u de meest passende EMA-items per behandeldoel?</w:t>
+      </w:r>
+    </w:p>
+    <w:p>
       <w:pPr>
         <w:jc w:val="left"/>
         <w:shd w:val="clear" w:color="auto" w:fill="EDE9FE"/>
@@ -2911,6 +2955,17 @@
       </w:pPr>
       <w:r>
         <w:t>6  Deel 5: Mobiele coachingsboodschap</w:t>
+      </w:r>
+    </w:p>
+    <w:p>
+      <w:pPr/>
+      <w:r>
+        <w:rPr>
+          <w:i/>
+          <w:sz w:val="20"/>
+          <w:szCs w:val="20"/>
+        </w:rPr>
+        <w:t xml:space="preserve">Hoe formuleert u een effectieve coachingsboodschap?</w:t>
       </w:r>
     </w:p>
     <w:p>
